--- a/Design.md.docx
+++ b/Design.md.docx
@@ -7,14 +7,12 @@
         <w:rPr>
           <w:b/>
           <w:bCs/>
-          <w:lang w:val="en-KE"/>
         </w:rPr>
       </w:pPr>
       <w:r>
         <w:rPr>
           <w:b/>
           <w:bCs/>
-          <w:lang w:val="en-KE"/>
         </w:rPr>
         <w:t>ICS 3202: Artificial Intelligence – Practical Exercise 3</w:t>
       </w:r>
@@ -24,14 +22,12 @@
         <w:rPr>
           <w:b/>
           <w:bCs/>
-          <w:lang w:val="en-KE"/>
         </w:rPr>
       </w:pPr>
       <w:r>
         <w:rPr>
           <w:b/>
           <w:bCs/>
-          <w:lang w:val="en-KE"/>
         </w:rPr>
         <w:t>Designing a Searching Agent: The Self-Driving Trailer</w:t>
       </w:r>
@@ -41,28 +37,22 @@
         <w:rPr>
           <w:i/>
           <w:iCs/>
-          <w:lang w:val="en-KE"/>
         </w:rPr>
       </w:pPr>
       <w:r>
         <w:rPr>
           <w:b/>
           <w:bCs/>
-          <w:lang w:val="en-KE"/>
         </w:rPr>
         <w:t>Members:</w:t>
       </w:r>
       <w:r>
-        <w:rPr>
-          <w:lang w:val="en-KE"/>
-        </w:rPr>
         <w:t xml:space="preserve"> </w:t>
       </w:r>
       <w:r>
         <w:rPr>
           <w:i/>
           <w:iCs/>
-          <w:lang w:val="en-KE"/>
         </w:rPr>
         <w:t>DANIELA AGENGO-186612</w:t>
       </w:r>
@@ -72,67 +62,52 @@
         <w:rPr>
           <w:i/>
           <w:iCs/>
-          <w:lang w:val="en-KE"/>
         </w:rPr>
       </w:pPr>
       <w:r>
         <w:rPr>
           <w:i/>
           <w:iCs/>
-          <w:lang w:val="en-KE"/>
         </w:rPr>
         <w:t xml:space="preserve">                      DIANA KITONYI-</w:t>
       </w:r>
-    </w:p>
-    <w:p>
-      <w:pPr>
-        <w:rPr>
-          <w:lang w:val="en-KE"/>
-        </w:rPr>
-      </w:pPr>
       <w:r>
         <w:rPr>
           <w:i/>
           <w:iCs/>
-          <w:lang w:val="en-KE"/>
+        </w:rPr>
+        <w:t>180249</w:t>
+      </w:r>
+    </w:p>
+    <w:p>
+      <w:r>
+        <w:rPr>
+          <w:i/>
+          <w:iCs/>
         </w:rPr>
         <w:t xml:space="preserve">                     CALEB MUTISO-</w:t>
       </w:r>
     </w:p>
-    <w:p>
-      <w:pPr>
-        <w:rPr>
-          <w:lang w:val="en-KE"/>
-        </w:rPr>
-      </w:pPr>
-    </w:p>
+    <w:p/>
     <w:p>
       <w:pPr>
         <w:rPr>
           <w:b/>
           <w:bCs/>
-          <w:lang w:val="en-KE"/>
         </w:rPr>
       </w:pPr>
       <w:r>
         <w:rPr>
           <w:b/>
           <w:bCs/>
-          <w:lang w:val="en-KE"/>
         </w:rPr>
         <w:t>Evidence of Groupwork</w:t>
       </w:r>
     </w:p>
     <w:p>
-      <w:pPr>
-        <w:rPr>
-          <w:lang w:val="en-KE"/>
-        </w:rPr>
-      </w:pPr>
       <w:r>
         <w:rPr>
           <w:noProof/>
-          <w:lang w:val="en-KE"/>
         </w:rPr>
         <w:drawing>
           <wp:inline distT="0" distB="0" distL="0" distR="0" wp14:anchorId="09942A7F" wp14:editId="643EC0F4">
@@ -182,14 +157,12 @@
         <w:rPr>
           <w:b/>
           <w:bCs/>
-          <w:lang w:val="en-KE"/>
         </w:rPr>
       </w:pPr>
       <w:r>
         <w:rPr>
           <w:b/>
           <w:bCs/>
-          <w:lang w:val="en-KE"/>
         </w:rPr>
         <w:t>1. Agent Design</w:t>
       </w:r>
@@ -199,14 +172,12 @@
         <w:rPr>
           <w:b/>
           <w:bCs/>
-          <w:lang w:val="en-KE"/>
         </w:rPr>
       </w:pPr>
       <w:r>
         <w:rPr>
           <w:b/>
           <w:bCs/>
-          <w:lang w:val="en-KE"/>
         </w:rPr>
         <w:t>1.1 PEAS Description</w:t>
       </w:r>
@@ -243,14 +214,12 @@
               <w:rPr>
                 <w:b/>
                 <w:bCs/>
-                <w:lang w:val="en-KE"/>
               </w:rPr>
             </w:pPr>
             <w:r>
               <w:rPr>
                 <w:b/>
                 <w:bCs/>
-                <w:lang w:val="en-KE"/>
               </w:rPr>
               <w:t>PEAS Element</w:t>
             </w:r>
@@ -267,14 +236,12 @@
               <w:rPr>
                 <w:b/>
                 <w:bCs/>
-                <w:lang w:val="en-KE"/>
               </w:rPr>
             </w:pPr>
             <w:r>
               <w:rPr>
                 <w:b/>
                 <w:bCs/>
-                <w:lang w:val="en-KE"/>
               </w:rPr>
               <w:t>Description</w:t>
             </w:r>
@@ -292,16 +259,10 @@
             <w:hideMark/>
           </w:tcPr>
           <w:p>
-            <w:pPr>
-              <w:rPr>
-                <w:lang w:val="en-KE"/>
-              </w:rPr>
-            </w:pPr>
             <w:r>
               <w:rPr>
                 <w:b/>
                 <w:bCs/>
-                <w:lang w:val="en-KE"/>
               </w:rPr>
               <w:t>Performance measure</w:t>
             </w:r>
@@ -314,15 +275,7 @@
             <w:hideMark/>
           </w:tcPr>
           <w:p>
-            <w:pPr>
-              <w:rPr>
-                <w:lang w:val="en-KE"/>
-              </w:rPr>
-            </w:pPr>
-            <w:r>
-              <w:rPr>
-                <w:lang w:val="en-KE"/>
-              </w:rPr>
+            <w:r>
               <w:t>Shortest total distance (km) from origin to destination; minimum travel time and fuel use; safe delivery of cargo (no accidents, no damage); compliance with traffic laws and speed limits; on-time arrival; minimal cost (tolls, fuel)</w:t>
             </w:r>
           </w:p>
@@ -339,16 +292,10 @@
             <w:hideMark/>
           </w:tcPr>
           <w:p>
-            <w:pPr>
-              <w:rPr>
-                <w:lang w:val="en-KE"/>
-              </w:rPr>
-            </w:pPr>
             <w:r>
               <w:rPr>
                 <w:b/>
                 <w:bCs/>
-                <w:lang w:val="en-KE"/>
               </w:rPr>
               <w:t>Environment</w:t>
             </w:r>
@@ -361,15 +308,7 @@
             <w:hideMark/>
           </w:tcPr>
           <w:p>
-            <w:pPr>
-              <w:rPr>
-                <w:lang w:val="en-KE"/>
-              </w:rPr>
-            </w:pPr>
-            <w:r>
-              <w:rPr>
-                <w:lang w:val="en-KE"/>
-              </w:rPr>
+            <w:r>
               <w:t>Kenya's highway network (e.g. A104 Nairobi–Naivasha–Nakuru, A1/A2 roads, Nakuru–Kericho–Kisumu); towns and cities in Nairobi, Central Highlands, Rift Valley and Lake Victoria Basin regions; other vehicles, pedestrians, animals, road works, weather (rain, fog on the Mau Escarpment), roundabouts, junctions, weighbridges and police checks</w:t>
             </w:r>
           </w:p>
@@ -386,16 +325,10 @@
             <w:hideMark/>
           </w:tcPr>
           <w:p>
-            <w:pPr>
-              <w:rPr>
-                <w:lang w:val="en-KE"/>
-              </w:rPr>
-            </w:pPr>
             <w:r>
               <w:rPr>
                 <w:b/>
                 <w:bCs/>
-                <w:lang w:val="en-KE"/>
               </w:rPr>
               <w:t>Actuators</w:t>
             </w:r>
@@ -408,15 +341,7 @@
             <w:hideMark/>
           </w:tcPr>
           <w:p>
-            <w:pPr>
-              <w:rPr>
-                <w:lang w:val="en-KE"/>
-              </w:rPr>
-            </w:pPr>
-            <w:r>
-              <w:rPr>
-                <w:lang w:val="en-KE"/>
-              </w:rPr>
+            <w:r>
               <w:t>Steering, accelerator, brakes, gear control, indicators, headlights, horn, trailer braking system, display/alert system, communication unit (to fleet control)</w:t>
             </w:r>
           </w:p>
@@ -433,16 +358,10 @@
             <w:hideMark/>
           </w:tcPr>
           <w:p>
-            <w:pPr>
-              <w:rPr>
-                <w:lang w:val="en-KE"/>
-              </w:rPr>
-            </w:pPr>
             <w:r>
               <w:rPr>
                 <w:b/>
                 <w:bCs/>
-                <w:lang w:val="en-KE"/>
               </w:rPr>
               <w:t>Sensors</w:t>
             </w:r>
@@ -455,15 +374,7 @@
             <w:hideMark/>
           </w:tcPr>
           <w:p>
-            <w:pPr>
-              <w:rPr>
-                <w:lang w:val="en-KE"/>
-              </w:rPr>
-            </w:pPr>
-            <w:r>
-              <w:rPr>
-                <w:lang w:val="en-KE"/>
-              </w:rPr>
+            <w:r>
               <w:t>GPS, LiDAR, radar, cameras, ultrasonic sensors, speedometer, odometer, fuel gauge, tyre pressure sensors, trailer load sensors, accelerometer/gyroscope, traffic and weather data feed, digital road map</w:t>
             </w:r>
           </w:p>
@@ -471,23 +382,14 @@
       </w:tr>
     </w:tbl>
     <w:p>
-      <w:pPr>
-        <w:rPr>
-          <w:lang w:val="en-KE"/>
-        </w:rPr>
-      </w:pPr>
       <w:r>
         <w:rPr>
           <w:b/>
           <w:bCs/>
-          <w:lang w:val="en-KE"/>
         </w:rPr>
         <w:t>Agent type:</w:t>
       </w:r>
       <w:r>
-        <w:rPr>
-          <w:lang w:val="en-KE"/>
-        </w:rPr>
         <w:t xml:space="preserve"> Goal-based agent (problem-solving agent). It has a goal (reach Kisumu), formulates the problem, searches the road network for a sequence of actions (drive from town to town), then executes the plan.</w:t>
       </w:r>
     </w:p>
@@ -496,14 +398,12 @@
         <w:rPr>
           <w:b/>
           <w:bCs/>
-          <w:lang w:val="en-KE"/>
         </w:rPr>
       </w:pPr>
       <w:r>
         <w:rPr>
           <w:b/>
           <w:bCs/>
-          <w:lang w:val="en-KE"/>
         </w:rPr>
         <w:t>1.2 Problem Formulation (Search Problem)</w:t>
       </w:r>
@@ -540,16 +440,13 @@
               <w:rPr>
                 <w:b/>
                 <w:bCs/>
-                <w:lang w:val="en-KE"/>
               </w:rPr>
             </w:pPr>
             <w:r>
               <w:rPr>
                 <w:b/>
                 <w:bCs/>
-                <w:lang w:val="en-KE"/>
               </w:rPr>
-              <w:lastRenderedPageBreak/>
               <w:t>Component</w:t>
             </w:r>
           </w:p>
@@ -565,14 +462,12 @@
               <w:rPr>
                 <w:b/>
                 <w:bCs/>
-                <w:lang w:val="en-KE"/>
               </w:rPr>
             </w:pPr>
             <w:r>
               <w:rPr>
                 <w:b/>
                 <w:bCs/>
-                <w:lang w:val="en-KE"/>
               </w:rPr>
               <w:t>Definition</w:t>
             </w:r>
@@ -590,16 +485,10 @@
             <w:hideMark/>
           </w:tcPr>
           <w:p>
-            <w:pPr>
-              <w:rPr>
-                <w:lang w:val="en-KE"/>
-              </w:rPr>
-            </w:pPr>
             <w:r>
               <w:rPr>
                 <w:b/>
                 <w:bCs/>
-                <w:lang w:val="en-KE"/>
               </w:rPr>
               <w:t>Initial state</w:t>
             </w:r>
@@ -612,23 +501,12 @@
             <w:hideMark/>
           </w:tcPr>
           <w:p>
-            <w:pPr>
-              <w:rPr>
-                <w:lang w:val="en-KE"/>
-              </w:rPr>
-            </w:pPr>
             <w:proofErr w:type="gramStart"/>
             <w:r>
-              <w:rPr>
-                <w:lang w:val="en-KE"/>
-              </w:rPr>
               <w:t>In(</w:t>
             </w:r>
             <w:proofErr w:type="gramEnd"/>
             <w:r>
-              <w:rPr>
-                <w:lang w:val="en-KE"/>
-              </w:rPr>
               <w:t>Nairobi)</w:t>
             </w:r>
           </w:p>
@@ -645,16 +523,10 @@
             <w:hideMark/>
           </w:tcPr>
           <w:p>
-            <w:pPr>
-              <w:rPr>
-                <w:lang w:val="en-KE"/>
-              </w:rPr>
-            </w:pPr>
             <w:r>
               <w:rPr>
                 <w:b/>
                 <w:bCs/>
-                <w:lang w:val="en-KE"/>
               </w:rPr>
               <w:t>Actions</w:t>
             </w:r>
@@ -667,23 +539,12 @@
             <w:hideMark/>
           </w:tcPr>
           <w:p>
-            <w:pPr>
-              <w:rPr>
-                <w:lang w:val="en-KE"/>
-              </w:rPr>
-            </w:pPr>
             <w:proofErr w:type="gramStart"/>
             <w:r>
-              <w:rPr>
-                <w:lang w:val="en-KE"/>
-              </w:rPr>
               <w:t>Drive(</w:t>
             </w:r>
             <w:proofErr w:type="gramEnd"/>
             <w:r>
-              <w:rPr>
-                <w:lang w:val="en-KE"/>
-              </w:rPr>
               <w:t>Town A → Town B) for any town B directly connected to A by a highway</w:t>
             </w:r>
           </w:p>
@@ -700,16 +561,10 @@
             <w:hideMark/>
           </w:tcPr>
           <w:p>
-            <w:pPr>
-              <w:rPr>
-                <w:lang w:val="en-KE"/>
-              </w:rPr>
-            </w:pPr>
             <w:r>
               <w:rPr>
                 <w:b/>
                 <w:bCs/>
-                <w:lang w:val="en-KE"/>
               </w:rPr>
               <w:t>Transition model</w:t>
             </w:r>
@@ -722,37 +577,20 @@
             <w:hideMark/>
           </w:tcPr>
           <w:p>
-            <w:pPr>
-              <w:rPr>
-                <w:lang w:val="en-KE"/>
-              </w:rPr>
-            </w:pPr>
             <w:proofErr w:type="gramStart"/>
             <w:r>
-              <w:rPr>
-                <w:lang w:val="en-KE"/>
-              </w:rPr>
               <w:t>Result(</w:t>
             </w:r>
             <w:proofErr w:type="gramEnd"/>
             <w:r>
-              <w:rPr>
-                <w:lang w:val="en-KE"/>
-              </w:rPr>
               <w:t>In(A), Drive(</w:t>
             </w:r>
             <w:proofErr w:type="gramStart"/>
             <w:r>
-              <w:rPr>
-                <w:lang w:val="en-KE"/>
-              </w:rPr>
               <w:t>A,B</w:t>
             </w:r>
             <w:proofErr w:type="gramEnd"/>
             <w:r>
-              <w:rPr>
-                <w:lang w:val="en-KE"/>
-              </w:rPr>
               <w:t>)) = In(B)</w:t>
             </w:r>
           </w:p>
@@ -769,16 +607,10 @@
             <w:hideMark/>
           </w:tcPr>
           <w:p>
-            <w:pPr>
-              <w:rPr>
-                <w:lang w:val="en-KE"/>
-              </w:rPr>
-            </w:pPr>
             <w:r>
               <w:rPr>
                 <w:b/>
                 <w:bCs/>
-                <w:lang w:val="en-KE"/>
               </w:rPr>
               <w:t>Goal test</w:t>
             </w:r>
@@ -791,29 +623,15 @@
             <w:hideMark/>
           </w:tcPr>
           <w:p>
-            <w:pPr>
-              <w:rPr>
-                <w:lang w:val="en-KE"/>
-              </w:rPr>
-            </w:pPr>
-            <w:r>
-              <w:rPr>
-                <w:lang w:val="en-KE"/>
-              </w:rPr>
+            <w:r>
               <w:t xml:space="preserve">Is the state </w:t>
             </w:r>
             <w:proofErr w:type="gramStart"/>
             <w:r>
-              <w:rPr>
-                <w:lang w:val="en-KE"/>
-              </w:rPr>
               <w:t>In(</w:t>
             </w:r>
             <w:proofErr w:type="gramEnd"/>
             <w:r>
-              <w:rPr>
-                <w:lang w:val="en-KE"/>
-              </w:rPr>
               <w:t>Kisumu)?</w:t>
             </w:r>
           </w:p>
@@ -830,16 +648,10 @@
             <w:hideMark/>
           </w:tcPr>
           <w:p>
-            <w:pPr>
-              <w:rPr>
-                <w:lang w:val="en-KE"/>
-              </w:rPr>
-            </w:pPr>
             <w:r>
               <w:rPr>
                 <w:b/>
                 <w:bCs/>
-                <w:lang w:val="en-KE"/>
               </w:rPr>
               <w:t>Path cost</w:t>
             </w:r>
@@ -852,43 +664,23 @@
             <w:hideMark/>
           </w:tcPr>
           <w:p>
-            <w:pPr>
-              <w:rPr>
-                <w:lang w:val="en-KE"/>
-              </w:rPr>
-            </w:pPr>
-            <w:r>
-              <w:rPr>
-                <w:lang w:val="en-KE"/>
-              </w:rPr>
+            <w:r>
               <w:t xml:space="preserve">Sum of road distances (km) between consecutive towns; step cost </w:t>
             </w:r>
             <w:proofErr w:type="gramStart"/>
             <w:r>
-              <w:rPr>
-                <w:lang w:val="en-KE"/>
-              </w:rPr>
               <w:t>c(</w:t>
             </w:r>
             <w:proofErr w:type="gramEnd"/>
             <w:r>
-              <w:rPr>
-                <w:lang w:val="en-KE"/>
-              </w:rPr>
               <w:t xml:space="preserve">A, B) = </w:t>
             </w:r>
             <w:proofErr w:type="gramStart"/>
             <w:r>
-              <w:rPr>
-                <w:lang w:val="en-KE"/>
-              </w:rPr>
               <w:t>distance(</w:t>
             </w:r>
             <w:proofErr w:type="gramEnd"/>
             <w:r>
-              <w:rPr>
-                <w:lang w:val="en-KE"/>
-              </w:rPr>
               <w:t>A, B)</w:t>
             </w:r>
           </w:p>
@@ -900,14 +692,12 @@
         <w:rPr>
           <w:b/>
           <w:bCs/>
-          <w:lang w:val="en-KE"/>
         </w:rPr>
       </w:pPr>
       <w:r>
         <w:rPr>
           <w:b/>
           <w:bCs/>
-          <w:lang w:val="en-KE"/>
         </w:rPr>
         <w:t>1.3 Environment Properties</w:t>
       </w:r>
@@ -945,14 +735,12 @@
               <w:rPr>
                 <w:b/>
                 <w:bCs/>
-                <w:lang w:val="en-KE"/>
               </w:rPr>
             </w:pPr>
             <w:r>
               <w:rPr>
                 <w:b/>
                 <w:bCs/>
-                <w:lang w:val="en-KE"/>
               </w:rPr>
               <w:t>Property</w:t>
             </w:r>
@@ -969,14 +757,12 @@
               <w:rPr>
                 <w:b/>
                 <w:bCs/>
-                <w:lang w:val="en-KE"/>
               </w:rPr>
             </w:pPr>
             <w:r>
               <w:rPr>
                 <w:b/>
                 <w:bCs/>
-                <w:lang w:val="en-KE"/>
               </w:rPr>
               <w:t>Classification</w:t>
             </w:r>
@@ -993,14 +779,12 @@
               <w:rPr>
                 <w:b/>
                 <w:bCs/>
-                <w:lang w:val="en-KE"/>
               </w:rPr>
             </w:pPr>
             <w:r>
               <w:rPr>
                 <w:b/>
                 <w:bCs/>
-                <w:lang w:val="en-KE"/>
               </w:rPr>
               <w:t>Justification</w:t>
             </w:r>
@@ -1018,16 +802,10 @@
             <w:hideMark/>
           </w:tcPr>
           <w:p>
-            <w:pPr>
-              <w:rPr>
-                <w:lang w:val="en-KE"/>
-              </w:rPr>
-            </w:pPr>
             <w:r>
               <w:rPr>
                 <w:b/>
                 <w:bCs/>
-                <w:lang w:val="en-KE"/>
               </w:rPr>
               <w:t>Observability</w:t>
             </w:r>
@@ -1040,15 +818,7 @@
             <w:hideMark/>
           </w:tcPr>
           <w:p>
-            <w:pPr>
-              <w:rPr>
-                <w:lang w:val="en-KE"/>
-              </w:rPr>
-            </w:pPr>
-            <w:r>
-              <w:rPr>
-                <w:lang w:val="en-KE"/>
-              </w:rPr>
+            <w:r>
               <w:t>Partially observable (real world) / Fully observable (abstracted map)</w:t>
             </w:r>
           </w:p>
@@ -1060,15 +830,7 @@
             <w:hideMark/>
           </w:tcPr>
           <w:p>
-            <w:pPr>
-              <w:rPr>
-                <w:lang w:val="en-KE"/>
-              </w:rPr>
-            </w:pPr>
-            <w:r>
-              <w:rPr>
-                <w:lang w:val="en-KE"/>
-              </w:rPr>
+            <w:r>
               <w:t>Sensors cannot see road closures, accidents or traffic ahead. For route planning, the agent assumes it knows the full map.</w:t>
             </w:r>
           </w:p>
@@ -1085,16 +847,10 @@
             <w:hideMark/>
           </w:tcPr>
           <w:p>
-            <w:pPr>
-              <w:rPr>
-                <w:lang w:val="en-KE"/>
-              </w:rPr>
-            </w:pPr>
             <w:r>
               <w:rPr>
                 <w:b/>
                 <w:bCs/>
-                <w:lang w:val="en-KE"/>
               </w:rPr>
               <w:t>Agents</w:t>
             </w:r>
@@ -1107,29 +863,15 @@
             <w:hideMark/>
           </w:tcPr>
           <w:p>
-            <w:pPr>
-              <w:rPr>
-                <w:lang w:val="en-KE"/>
-              </w:rPr>
-            </w:pPr>
-            <w:r>
-              <w:rPr>
-                <w:lang w:val="en-KE"/>
-              </w:rPr>
+            <w:r>
               <w:t xml:space="preserve">Multi-agent (real world) / </w:t>
             </w:r>
             <w:proofErr w:type="gramStart"/>
             <w:r>
-              <w:rPr>
-                <w:lang w:val="en-KE"/>
-              </w:rPr>
               <w:t>Single-agent</w:t>
             </w:r>
             <w:proofErr w:type="gramEnd"/>
             <w:r>
-              <w:rPr>
-                <w:lang w:val="en-KE"/>
-              </w:rPr>
               <w:t xml:space="preserve"> (planning)</w:t>
             </w:r>
           </w:p>
@@ -1141,15 +883,7 @@
             <w:hideMark/>
           </w:tcPr>
           <w:p>
-            <w:pPr>
-              <w:rPr>
-                <w:lang w:val="en-KE"/>
-              </w:rPr>
-            </w:pPr>
-            <w:r>
-              <w:rPr>
-                <w:lang w:val="en-KE"/>
-              </w:rPr>
+            <w:r>
               <w:t>Other drivers, matatus, pedestrians share the road. The route-search itself involves only the trailer.</w:t>
             </w:r>
           </w:p>
@@ -1166,16 +900,10 @@
             <w:hideMark/>
           </w:tcPr>
           <w:p>
-            <w:pPr>
-              <w:rPr>
-                <w:lang w:val="en-KE"/>
-              </w:rPr>
-            </w:pPr>
             <w:r>
               <w:rPr>
                 <w:b/>
                 <w:bCs/>
-                <w:lang w:val="en-KE"/>
               </w:rPr>
               <w:t>Determinism</w:t>
             </w:r>
@@ -1188,15 +916,7 @@
             <w:hideMark/>
           </w:tcPr>
           <w:p>
-            <w:pPr>
-              <w:rPr>
-                <w:lang w:val="en-KE"/>
-              </w:rPr>
-            </w:pPr>
-            <w:r>
-              <w:rPr>
-                <w:lang w:val="en-KE"/>
-              </w:rPr>
+            <w:r>
               <w:t>Stochastic (real world) / Deterministic (planning model)</w:t>
             </w:r>
           </w:p>
@@ -1208,29 +928,15 @@
             <w:hideMark/>
           </w:tcPr>
           <w:p>
-            <w:pPr>
-              <w:rPr>
-                <w:lang w:val="en-KE"/>
-              </w:rPr>
-            </w:pPr>
-            <w:r>
-              <w:rPr>
-                <w:lang w:val="en-KE"/>
-              </w:rPr>
+            <w:r>
               <w:t>Traffic, weather and breakdowns make outcomes uncertain. In the graph model, Drive(</w:t>
             </w:r>
             <w:proofErr w:type="gramStart"/>
             <w:r>
-              <w:rPr>
-                <w:lang w:val="en-KE"/>
-              </w:rPr>
               <w:t>A,B</w:t>
             </w:r>
             <w:proofErr w:type="gramEnd"/>
             <w:r>
-              <w:rPr>
-                <w:lang w:val="en-KE"/>
-              </w:rPr>
               <w:t>) always leads to B.</w:t>
             </w:r>
           </w:p>
@@ -1247,16 +953,10 @@
             <w:hideMark/>
           </w:tcPr>
           <w:p>
-            <w:pPr>
-              <w:rPr>
-                <w:lang w:val="en-KE"/>
-              </w:rPr>
-            </w:pPr>
             <w:r>
               <w:rPr>
                 <w:b/>
                 <w:bCs/>
-                <w:lang w:val="en-KE"/>
               </w:rPr>
               <w:t>Episodic vs Sequential</w:t>
             </w:r>
@@ -1269,15 +969,7 @@
             <w:hideMark/>
           </w:tcPr>
           <w:p>
-            <w:pPr>
-              <w:rPr>
-                <w:lang w:val="en-KE"/>
-              </w:rPr>
-            </w:pPr>
-            <w:r>
-              <w:rPr>
-                <w:lang w:val="en-KE"/>
-              </w:rPr>
+            <w:r>
               <w:t>Sequential</w:t>
             </w:r>
           </w:p>
@@ -1289,15 +981,7 @@
             <w:hideMark/>
           </w:tcPr>
           <w:p>
-            <w:pPr>
-              <w:rPr>
-                <w:lang w:val="en-KE"/>
-              </w:rPr>
-            </w:pPr>
-            <w:r>
-              <w:rPr>
-                <w:lang w:val="en-KE"/>
-              </w:rPr>
+            <w:r>
               <w:t>Each decision (which town next) affects later decisions and the total path cost.</w:t>
             </w:r>
           </w:p>
@@ -1314,16 +998,10 @@
             <w:hideMark/>
           </w:tcPr>
           <w:p>
-            <w:pPr>
-              <w:rPr>
-                <w:lang w:val="en-KE"/>
-              </w:rPr>
-            </w:pPr>
             <w:r>
               <w:rPr>
                 <w:b/>
                 <w:bCs/>
-                <w:lang w:val="en-KE"/>
               </w:rPr>
               <w:t>Static vs Dynamic</w:t>
             </w:r>
@@ -1336,15 +1014,7 @@
             <w:hideMark/>
           </w:tcPr>
           <w:p>
-            <w:pPr>
-              <w:rPr>
-                <w:lang w:val="en-KE"/>
-              </w:rPr>
-            </w:pPr>
-            <w:r>
-              <w:rPr>
-                <w:lang w:val="en-KE"/>
-              </w:rPr>
+            <w:r>
               <w:t>Dynamic</w:t>
             </w:r>
           </w:p>
@@ -1356,15 +1026,7 @@
             <w:hideMark/>
           </w:tcPr>
           <w:p>
-            <w:pPr>
-              <w:rPr>
-                <w:lang w:val="en-KE"/>
-              </w:rPr>
-            </w:pPr>
-            <w:r>
-              <w:rPr>
-                <w:lang w:val="en-KE"/>
-              </w:rPr>
+            <w:r>
               <w:t>Traffic, weather and road conditions change while the agent is deliberating and driving.</w:t>
             </w:r>
           </w:p>
@@ -1381,16 +1043,10 @@
             <w:hideMark/>
           </w:tcPr>
           <w:p>
-            <w:pPr>
-              <w:rPr>
-                <w:lang w:val="en-KE"/>
-              </w:rPr>
-            </w:pPr>
             <w:r>
               <w:rPr>
                 <w:b/>
                 <w:bCs/>
-                <w:lang w:val="en-KE"/>
               </w:rPr>
               <w:t>Discrete vs Continuous</w:t>
             </w:r>
@@ -1403,15 +1059,7 @@
             <w:hideMark/>
           </w:tcPr>
           <w:p>
-            <w:pPr>
-              <w:rPr>
-                <w:lang w:val="en-KE"/>
-              </w:rPr>
-            </w:pPr>
-            <w:r>
-              <w:rPr>
-                <w:lang w:val="en-KE"/>
-              </w:rPr>
+            <w:r>
               <w:t>Discrete (route level) / Continuous (control level)</w:t>
             </w:r>
           </w:p>
@@ -1423,15 +1071,7 @@
             <w:hideMark/>
           </w:tcPr>
           <w:p>
-            <w:pPr>
-              <w:rPr>
-                <w:lang w:val="en-KE"/>
-              </w:rPr>
-            </w:pPr>
-            <w:r>
-              <w:rPr>
-                <w:lang w:val="en-KE"/>
-              </w:rPr>
+            <w:r>
               <w:t>Towns and roads form a finite set of states; steering, speed and position are continuous.</w:t>
             </w:r>
           </w:p>
@@ -1448,16 +1088,10 @@
             <w:hideMark/>
           </w:tcPr>
           <w:p>
-            <w:pPr>
-              <w:rPr>
-                <w:lang w:val="en-KE"/>
-              </w:rPr>
-            </w:pPr>
             <w:r>
               <w:rPr>
                 <w:b/>
                 <w:bCs/>
-                <w:lang w:val="en-KE"/>
               </w:rPr>
               <w:t>Known vs Unknown</w:t>
             </w:r>
@@ -1470,15 +1104,7 @@
             <w:hideMark/>
           </w:tcPr>
           <w:p>
-            <w:pPr>
-              <w:rPr>
-                <w:lang w:val="en-KE"/>
-              </w:rPr>
-            </w:pPr>
-            <w:r>
-              <w:rPr>
-                <w:lang w:val="en-KE"/>
-              </w:rPr>
+            <w:r>
               <w:t>Known</w:t>
             </w:r>
           </w:p>
@@ -1490,41 +1116,25 @@
             <w:hideMark/>
           </w:tcPr>
           <w:p>
-            <w:pPr>
-              <w:rPr>
-                <w:lang w:val="en-KE"/>
-              </w:rPr>
-            </w:pPr>
-            <w:r>
-              <w:rPr>
-                <w:lang w:val="en-KE"/>
-              </w:rPr>
+            <w:r>
               <w:t>The map and rules are known to the agent.</w:t>
             </w:r>
           </w:p>
         </w:tc>
       </w:tr>
     </w:tbl>
-    <w:p>
-      <w:pPr>
-        <w:rPr>
-          <w:lang w:val="en-KE"/>
-        </w:rPr>
-      </w:pPr>
-    </w:p>
+    <w:p/>
     <w:p>
       <w:pPr>
         <w:rPr>
           <w:b/>
           <w:bCs/>
-          <w:lang w:val="en-KE"/>
         </w:rPr>
       </w:pPr>
       <w:r>
         <w:rPr>
           <w:b/>
           <w:bCs/>
-          <w:lang w:val="en-KE"/>
         </w:rPr>
         <w:t>2. Directed Graph and Search Tree</w:t>
       </w:r>
@@ -1534,14 +1144,12 @@
         <w:rPr>
           <w:b/>
           <w:bCs/>
-          <w:lang w:val="en-KE"/>
         </w:rPr>
       </w:pPr>
       <w:r>
         <w:rPr>
           <w:b/>
           <w:bCs/>
-          <w:lang w:val="en-KE"/>
         </w:rPr>
         <w:t>2.1 Assumptions</w:t>
       </w:r>
@@ -1552,28 +1160,18 @@
           <w:ilvl w:val="0"/>
           <w:numId w:val="2"/>
         </w:numPr>
-        <w:rPr>
-          <w:lang w:val="en-KE"/>
-        </w:rPr>
       </w:pPr>
       <w:r>
-        <w:rPr>
-          <w:lang w:val="en-KE"/>
-        </w:rPr>
         <w:t xml:space="preserve">Each highway is two-way, so every road is represented by </w:t>
       </w:r>
       <w:r>
         <w:rPr>
           <w:b/>
           <w:bCs/>
-          <w:lang w:val="en-KE"/>
         </w:rPr>
         <w:t>two directed edges</w:t>
       </w:r>
       <w:r>
-        <w:rPr>
-          <w:lang w:val="en-KE"/>
-        </w:rPr>
         <w:t xml:space="preserve"> (A→B and B→A) with the same cost.</w:t>
       </w:r>
     </w:p>
@@ -1583,14 +1181,8 @@
           <w:ilvl w:val="0"/>
           <w:numId w:val="2"/>
         </w:numPr>
-        <w:rPr>
-          <w:lang w:val="en-KE"/>
-        </w:rPr>
       </w:pPr>
       <w:r>
-        <w:rPr>
-          <w:lang w:val="en-KE"/>
-        </w:rPr>
         <w:t>Only towns that serve as major junctions or regional centres are included.</w:t>
       </w:r>
     </w:p>
@@ -1600,14 +1192,8 @@
           <w:ilvl w:val="0"/>
           <w:numId w:val="2"/>
         </w:numPr>
-        <w:rPr>
-          <w:lang w:val="en-KE"/>
-        </w:rPr>
       </w:pPr>
       <w:r>
-        <w:rPr>
-          <w:lang w:val="en-KE"/>
-        </w:rPr>
         <w:t>Distances are road distances in km (see Section 3.1).</w:t>
       </w:r>
     </w:p>
@@ -1616,16 +1202,13 @@
         <w:rPr>
           <w:b/>
           <w:bCs/>
-          <w:lang w:val="en-KE"/>
         </w:rPr>
       </w:pPr>
       <w:r>
         <w:rPr>
           <w:b/>
           <w:bCs/>
-          <w:lang w:val="en-KE"/>
         </w:rPr>
-        <w:lastRenderedPageBreak/>
         <w:t>2.2 Towns Included by Region</w:t>
       </w:r>
     </w:p>
@@ -1661,14 +1244,12 @@
               <w:rPr>
                 <w:b/>
                 <w:bCs/>
-                <w:lang w:val="en-KE"/>
               </w:rPr>
             </w:pPr>
             <w:r>
               <w:rPr>
                 <w:b/>
                 <w:bCs/>
-                <w:lang w:val="en-KE"/>
               </w:rPr>
               <w:t>Region</w:t>
             </w:r>
@@ -1685,14 +1266,12 @@
               <w:rPr>
                 <w:b/>
                 <w:bCs/>
-                <w:lang w:val="en-KE"/>
               </w:rPr>
             </w:pPr>
             <w:r>
               <w:rPr>
                 <w:b/>
                 <w:bCs/>
-                <w:lang w:val="en-KE"/>
               </w:rPr>
               <w:t>Towns</w:t>
             </w:r>
@@ -1710,15 +1289,7 @@
             <w:hideMark/>
           </w:tcPr>
           <w:p>
-            <w:pPr>
-              <w:rPr>
-                <w:lang w:val="en-KE"/>
-              </w:rPr>
-            </w:pPr>
-            <w:r>
-              <w:rPr>
-                <w:lang w:val="en-KE"/>
-              </w:rPr>
+            <w:r>
               <w:t>Nairobi</w:t>
             </w:r>
           </w:p>
@@ -1730,15 +1301,7 @@
             <w:hideMark/>
           </w:tcPr>
           <w:p>
-            <w:pPr>
-              <w:rPr>
-                <w:lang w:val="en-KE"/>
-              </w:rPr>
-            </w:pPr>
-            <w:r>
-              <w:rPr>
-                <w:lang w:val="en-KE"/>
-              </w:rPr>
+            <w:r>
               <w:t>Nairobi</w:t>
             </w:r>
           </w:p>
@@ -1755,15 +1318,7 @@
             <w:hideMark/>
           </w:tcPr>
           <w:p>
-            <w:pPr>
-              <w:rPr>
-                <w:lang w:val="en-KE"/>
-              </w:rPr>
-            </w:pPr>
-            <w:r>
-              <w:rPr>
-                <w:lang w:val="en-KE"/>
-              </w:rPr>
+            <w:r>
               <w:t>Central Highlands</w:t>
             </w:r>
           </w:p>
@@ -1775,36 +1330,19 @@
             <w:hideMark/>
           </w:tcPr>
           <w:p>
-            <w:pPr>
-              <w:rPr>
-                <w:lang w:val="en-KE"/>
-              </w:rPr>
-            </w:pPr>
-            <w:r>
-              <w:rPr>
-                <w:lang w:val="en-KE"/>
-              </w:rPr>
+            <w:r>
               <w:t xml:space="preserve">Thika, </w:t>
             </w:r>
             <w:proofErr w:type="spellStart"/>
             <w:r>
-              <w:rPr>
-                <w:lang w:val="en-KE"/>
-              </w:rPr>
               <w:t>Murang'a</w:t>
             </w:r>
             <w:proofErr w:type="spellEnd"/>
             <w:r>
-              <w:rPr>
-                <w:lang w:val="en-KE"/>
-              </w:rPr>
               <w:t xml:space="preserve">, Nyeri, </w:t>
             </w:r>
             <w:proofErr w:type="spellStart"/>
             <w:r>
-              <w:rPr>
-                <w:lang w:val="en-KE"/>
-              </w:rPr>
               <w:t>Nyahururu</w:t>
             </w:r>
             <w:proofErr w:type="spellEnd"/>
@@ -1822,15 +1360,7 @@
             <w:hideMark/>
           </w:tcPr>
           <w:p>
-            <w:pPr>
-              <w:rPr>
-                <w:lang w:val="en-KE"/>
-              </w:rPr>
-            </w:pPr>
-            <w:r>
-              <w:rPr>
-                <w:lang w:val="en-KE"/>
-              </w:rPr>
+            <w:r>
               <w:t>Rift Valley</w:t>
             </w:r>
           </w:p>
@@ -1842,29 +1372,15 @@
             <w:hideMark/>
           </w:tcPr>
           <w:p>
-            <w:pPr>
-              <w:rPr>
-                <w:lang w:val="en-KE"/>
-              </w:rPr>
-            </w:pPr>
-            <w:r>
-              <w:rPr>
-                <w:lang w:val="en-KE"/>
-              </w:rPr>
+            <w:r>
               <w:t xml:space="preserve">Naivasha, Nakuru, Narok, </w:t>
             </w:r>
             <w:proofErr w:type="spellStart"/>
             <w:r>
-              <w:rPr>
-                <w:lang w:val="en-KE"/>
-              </w:rPr>
               <w:t>Bomet</w:t>
             </w:r>
             <w:proofErr w:type="spellEnd"/>
             <w:r>
-              <w:rPr>
-                <w:lang w:val="en-KE"/>
-              </w:rPr>
               <w:t>, Kericho, Eldoret, Kitale</w:t>
             </w:r>
           </w:p>
@@ -1881,15 +1397,7 @@
             <w:hideMark/>
           </w:tcPr>
           <w:p>
-            <w:pPr>
-              <w:rPr>
-                <w:lang w:val="en-KE"/>
-              </w:rPr>
-            </w:pPr>
-            <w:r>
-              <w:rPr>
-                <w:lang w:val="en-KE"/>
-              </w:rPr>
+            <w:r>
               <w:t>Lake Victoria Basin</w:t>
             </w:r>
           </w:p>
@@ -1901,15 +1409,7 @@
             <w:hideMark/>
           </w:tcPr>
           <w:p>
-            <w:pPr>
-              <w:rPr>
-                <w:lang w:val="en-KE"/>
-              </w:rPr>
-            </w:pPr>
-            <w:r>
-              <w:rPr>
-                <w:lang w:val="en-KE"/>
-              </w:rPr>
+            <w:r>
               <w:t>Kisii, Kisumu, Kakamega, Busia</w:t>
             </w:r>
           </w:p>
@@ -1921,260 +1421,138 @@
         <w:rPr>
           <w:b/>
           <w:bCs/>
-          <w:lang w:val="en-KE"/>
         </w:rPr>
       </w:pPr>
       <w:r>
         <w:rPr>
           <w:b/>
           <w:bCs/>
-          <w:lang w:val="en-KE"/>
         </w:rPr>
         <w:t>2.3 Abstraction (Hierarchical Levels)</w:t>
       </w:r>
     </w:p>
     <w:p>
-      <w:pPr>
-        <w:rPr>
-          <w:lang w:val="en-KE"/>
-        </w:rPr>
-      </w:pPr>
-      <w:r>
-        <w:rPr>
-          <w:lang w:val="en-KE"/>
-        </w:rPr>
+      <w:r>
         <w:t>Abstraction removes irrelevant detail so that search is manageable. We use two levels:</w:t>
       </w:r>
     </w:p>
     <w:p>
-      <w:pPr>
-        <w:rPr>
-          <w:lang w:val="en-KE"/>
-        </w:rPr>
-      </w:pPr>
       <w:r>
         <w:rPr>
           <w:b/>
           <w:bCs/>
-          <w:lang w:val="en-KE"/>
         </w:rPr>
         <w:t>Level 1 – Abstract (regional) graph.</w:t>
       </w:r>
       <w:r>
-        <w:rPr>
-          <w:lang w:val="en-KE"/>
-        </w:rPr>
         <w:t xml:space="preserve"> Each region is collapsed into a single node.</w:t>
       </w:r>
     </w:p>
     <w:p>
-      <w:pPr>
-        <w:rPr>
-          <w:lang w:val="en-KE"/>
-        </w:rPr>
-      </w:pPr>
-      <w:r>
-        <w:rPr>
-          <w:lang w:val="en-KE"/>
-        </w:rPr>
+      <w:r>
         <w:t>graph LR</w:t>
       </w:r>
     </w:p>
     <w:p>
-      <w:pPr>
-        <w:rPr>
-          <w:lang w:val="en-KE"/>
-        </w:rPr>
-      </w:pPr>
-      <w:r>
-        <w:rPr>
-          <w:lang w:val="en-KE"/>
-        </w:rPr>
+      <w:r>
         <w:t xml:space="preserve">    NBI["Nairobi"] &lt;--&gt; </w:t>
       </w:r>
       <w:proofErr w:type="gramStart"/>
       <w:r>
-        <w:rPr>
-          <w:lang w:val="en-KE"/>
-        </w:rPr>
         <w:t>CH[</w:t>
       </w:r>
       <w:proofErr w:type="gramEnd"/>
       <w:r>
-        <w:rPr>
-          <w:lang w:val="en-KE"/>
-        </w:rPr>
         <w:t>"Central Highlands"]</w:t>
       </w:r>
     </w:p>
     <w:p>
-      <w:pPr>
-        <w:rPr>
-          <w:lang w:val="en-KE"/>
-        </w:rPr>
-      </w:pPr>
-      <w:r>
-        <w:rPr>
-          <w:lang w:val="en-KE"/>
-        </w:rPr>
+      <w:r>
         <w:t xml:space="preserve">    NBI &lt;--&gt; </w:t>
       </w:r>
       <w:proofErr w:type="gramStart"/>
       <w:r>
-        <w:rPr>
-          <w:lang w:val="en-KE"/>
-        </w:rPr>
         <w:t>RV[</w:t>
       </w:r>
       <w:proofErr w:type="gramEnd"/>
       <w:r>
-        <w:rPr>
-          <w:lang w:val="en-KE"/>
-        </w:rPr>
         <w:t>"Rift Valley"]</w:t>
       </w:r>
     </w:p>
     <w:p>
-      <w:pPr>
-        <w:rPr>
-          <w:lang w:val="en-KE"/>
-        </w:rPr>
-      </w:pPr>
-      <w:r>
-        <w:rPr>
-          <w:lang w:val="en-KE"/>
-        </w:rPr>
+      <w:r>
         <w:t xml:space="preserve">    CH &lt;--&gt; RV</w:t>
       </w:r>
     </w:p>
     <w:p>
-      <w:pPr>
-        <w:rPr>
-          <w:lang w:val="en-KE"/>
-        </w:rPr>
-      </w:pPr>
-      <w:r>
-        <w:rPr>
-          <w:lang w:val="en-KE"/>
-        </w:rPr>
+      <w:r>
         <w:t xml:space="preserve">    RV &lt;--&gt; </w:t>
       </w:r>
       <w:proofErr w:type="gramStart"/>
       <w:r>
-        <w:rPr>
-          <w:lang w:val="en-KE"/>
-        </w:rPr>
         <w:t>LVB[</w:t>
       </w:r>
       <w:proofErr w:type="gramEnd"/>
       <w:r>
-        <w:rPr>
-          <w:lang w:val="en-KE"/>
-        </w:rPr>
         <w:t>"Lake Victoria Basin"]</w:t>
       </w:r>
     </w:p>
     <w:p>
-      <w:pPr>
-        <w:rPr>
-          <w:lang w:val="en-KE"/>
-        </w:rPr>
-      </w:pPr>
-      <w:r>
-        <w:rPr>
-          <w:lang w:val="en-KE"/>
-        </w:rPr>
+      <w:r>
         <w:t xml:space="preserve">At this level the agent decides: </w:t>
       </w:r>
       <w:r>
         <w:rPr>
           <w:b/>
           <w:bCs/>
-          <w:lang w:val="en-KE"/>
         </w:rPr>
         <w:t>Nairobi → Rift Valley → Lake Victoria Basin</w:t>
       </w:r>
       <w:r>
-        <w:rPr>
-          <w:lang w:val="en-KE"/>
-        </w:rPr>
         <w:t xml:space="preserve"> (the highway corridor towards Kisumu</w:t>
       </w:r>
       <w:proofErr w:type="gramStart"/>
       <w:r>
-        <w:rPr>
-          <w:lang w:val="en-KE"/>
-        </w:rPr>
         <w:t>), and</w:t>
       </w:r>
       <w:proofErr w:type="gramEnd"/>
       <w:r>
-        <w:rPr>
-          <w:lang w:val="en-KE"/>
-        </w:rPr>
         <w:t xml:space="preserve"> ignores the Central Highlands as a detour. This prunes the search space before any town-level search.</w:t>
       </w:r>
     </w:p>
     <w:p>
-      <w:pPr>
-        <w:rPr>
-          <w:lang w:val="en-KE"/>
-        </w:rPr>
-      </w:pPr>
       <w:r>
         <w:rPr>
           <w:b/>
           <w:bCs/>
-          <w:lang w:val="en-KE"/>
         </w:rPr>
         <w:t>Level 2 – Detailed (town-level) graph.</w:t>
       </w:r>
       <w:r>
-        <w:rPr>
-          <w:lang w:val="en-KE"/>
-        </w:rPr>
         <w:t xml:space="preserve"> Each abstract node is expanded into its towns and roads (below). Details such as junctions, roundabouts, petrol stations, lane choices and individual towns/trading centres (</w:t>
       </w:r>
       <w:proofErr w:type="spellStart"/>
       <w:r>
-        <w:rPr>
-          <w:lang w:val="en-KE"/>
-        </w:rPr>
         <w:t>Gilgil</w:t>
       </w:r>
       <w:proofErr w:type="spellEnd"/>
       <w:r>
-        <w:rPr>
-          <w:lang w:val="en-KE"/>
-        </w:rPr>
         <w:t xml:space="preserve">, Mai </w:t>
       </w:r>
       <w:proofErr w:type="spellStart"/>
       <w:r>
-        <w:rPr>
-          <w:lang w:val="en-KE"/>
-        </w:rPr>
         <w:t>Mahiu</w:t>
       </w:r>
       <w:proofErr w:type="spellEnd"/>
       <w:r>
-        <w:rPr>
-          <w:lang w:val="en-KE"/>
-        </w:rPr>
         <w:t xml:space="preserve">, Molo, </w:t>
       </w:r>
       <w:proofErr w:type="spellStart"/>
       <w:r>
-        <w:rPr>
-          <w:lang w:val="en-KE"/>
-        </w:rPr>
         <w:t>Ahero</w:t>
       </w:r>
       <w:proofErr w:type="spellEnd"/>
       <w:r>
-        <w:rPr>
-          <w:lang w:val="en-KE"/>
-        </w:rPr>
         <w:t xml:space="preserve"> etc.) are abstracted away: they are folded into the edge cost.</w:t>
       </w:r>
     </w:p>
@@ -2183,665 +1561,271 @@
         <w:rPr>
           <w:b/>
           <w:bCs/>
-          <w:lang w:val="en-KE"/>
         </w:rPr>
       </w:pPr>
       <w:r>
         <w:rPr>
           <w:b/>
           <w:bCs/>
-          <w:lang w:val="en-KE"/>
         </w:rPr>
         <w:t>2.4 Directed Graph (town level)</w:t>
       </w:r>
     </w:p>
     <w:p>
-      <w:pPr>
-        <w:rPr>
-          <w:lang w:val="en-KE"/>
-        </w:rPr>
-      </w:pPr>
-      <w:r>
-        <w:rPr>
-          <w:lang w:val="en-KE"/>
-        </w:rPr>
+      <w:r>
         <w:t xml:space="preserve">Each line below is drawn as an undirected edge for </w:t>
       </w:r>
       <w:proofErr w:type="gramStart"/>
       <w:r>
-        <w:rPr>
-          <w:lang w:val="en-KE"/>
-        </w:rPr>
         <w:t>readability, but</w:t>
       </w:r>
       <w:proofErr w:type="gramEnd"/>
       <w:r>
-        <w:rPr>
-          <w:lang w:val="en-KE"/>
-        </w:rPr>
         <w:t xml:space="preserve"> represents two directed edges (A→B and B→A). Edge labels are distances in km.</w:t>
       </w:r>
     </w:p>
     <w:p>
-      <w:pPr>
-        <w:rPr>
-          <w:lang w:val="en-KE"/>
-        </w:rPr>
-      </w:pPr>
-      <w:r>
-        <w:rPr>
-          <w:lang w:val="en-KE"/>
-        </w:rPr>
+      <w:r>
         <w:t>graph LR</w:t>
       </w:r>
     </w:p>
     <w:p>
-      <w:pPr>
-        <w:rPr>
-          <w:lang w:val="en-KE"/>
-        </w:rPr>
-      </w:pPr>
-      <w:r>
-        <w:rPr>
-          <w:lang w:val="en-KE"/>
-        </w:rPr>
+      <w:r>
         <w:t xml:space="preserve">    subgraph NAIROBI</w:t>
       </w:r>
     </w:p>
     <w:p>
-      <w:pPr>
-        <w:rPr>
-          <w:lang w:val="en-KE"/>
-        </w:rPr>
-      </w:pPr>
-      <w:r>
-        <w:rPr>
-          <w:lang w:val="en-KE"/>
-        </w:rPr>
+      <w:r>
         <w:t xml:space="preserve">        NBI((Nairobi))</w:t>
       </w:r>
     </w:p>
     <w:p>
-      <w:pPr>
-        <w:rPr>
-          <w:lang w:val="en-KE"/>
-        </w:rPr>
-      </w:pPr>
-      <w:r>
-        <w:rPr>
-          <w:lang w:val="en-KE"/>
-        </w:rPr>
+      <w:r>
         <w:t xml:space="preserve">    end</w:t>
       </w:r>
     </w:p>
     <w:p>
-      <w:pPr>
-        <w:rPr>
-          <w:lang w:val="en-KE"/>
-        </w:rPr>
-      </w:pPr>
-      <w:r>
-        <w:rPr>
-          <w:lang w:val="en-KE"/>
-        </w:rPr>
+      <w:r>
         <w:t xml:space="preserve">    subgraph CENTRAL_HIGHLANDS</w:t>
       </w:r>
     </w:p>
     <w:p>
-      <w:pPr>
-        <w:rPr>
-          <w:lang w:val="en-KE"/>
-        </w:rPr>
-      </w:pPr>
-      <w:r>
-        <w:rPr>
-          <w:lang w:val="en-KE"/>
-        </w:rPr>
+      <w:r>
         <w:t xml:space="preserve">        THK((Thika))</w:t>
       </w:r>
     </w:p>
     <w:p>
-      <w:pPr>
-        <w:rPr>
-          <w:lang w:val="en-KE"/>
-        </w:rPr>
-      </w:pPr>
-      <w:r>
-        <w:rPr>
-          <w:lang w:val="en-KE"/>
-        </w:rPr>
+      <w:r>
         <w:t xml:space="preserve">        MRG((</w:t>
       </w:r>
       <w:proofErr w:type="spellStart"/>
       <w:r>
-        <w:rPr>
-          <w:lang w:val="en-KE"/>
-        </w:rPr>
         <w:t>Murang'a</w:t>
       </w:r>
       <w:proofErr w:type="spellEnd"/>
       <w:r>
-        <w:rPr>
-          <w:lang w:val="en-KE"/>
-        </w:rPr>
         <w:t>))</w:t>
       </w:r>
     </w:p>
     <w:p>
-      <w:pPr>
-        <w:rPr>
-          <w:lang w:val="en-KE"/>
-        </w:rPr>
-      </w:pPr>
-      <w:r>
-        <w:rPr>
-          <w:lang w:val="en-KE"/>
-        </w:rPr>
+      <w:r>
         <w:t xml:space="preserve">        NYR((Nyeri))</w:t>
       </w:r>
     </w:p>
     <w:p>
-      <w:pPr>
-        <w:rPr>
-          <w:lang w:val="en-KE"/>
-        </w:rPr>
-      </w:pPr>
-      <w:r>
-        <w:rPr>
-          <w:lang w:val="en-KE"/>
-        </w:rPr>
-        <w:lastRenderedPageBreak/>
+      <w:r>
         <w:t xml:space="preserve">        NYH((</w:t>
       </w:r>
       <w:proofErr w:type="spellStart"/>
       <w:r>
-        <w:rPr>
-          <w:lang w:val="en-KE"/>
-        </w:rPr>
         <w:t>Nyahururu</w:t>
       </w:r>
       <w:proofErr w:type="spellEnd"/>
       <w:r>
-        <w:rPr>
-          <w:lang w:val="en-KE"/>
-        </w:rPr>
         <w:t>))</w:t>
       </w:r>
     </w:p>
     <w:p>
-      <w:pPr>
-        <w:rPr>
-          <w:lang w:val="en-KE"/>
-        </w:rPr>
-      </w:pPr>
-      <w:r>
-        <w:rPr>
-          <w:lang w:val="en-KE"/>
-        </w:rPr>
+      <w:r>
         <w:t xml:space="preserve">    end</w:t>
       </w:r>
     </w:p>
     <w:p>
-      <w:pPr>
-        <w:rPr>
-          <w:lang w:val="en-KE"/>
-        </w:rPr>
-      </w:pPr>
-      <w:r>
-        <w:rPr>
-          <w:lang w:val="en-KE"/>
-        </w:rPr>
+      <w:r>
         <w:t xml:space="preserve">    subgraph RIFT_VALLEY</w:t>
       </w:r>
     </w:p>
     <w:p>
-      <w:pPr>
-        <w:rPr>
-          <w:lang w:val="en-KE"/>
-        </w:rPr>
-      </w:pPr>
-      <w:r>
-        <w:rPr>
-          <w:lang w:val="en-KE"/>
-        </w:rPr>
+      <w:r>
         <w:t xml:space="preserve">        NVS((Naivasha))</w:t>
       </w:r>
     </w:p>
     <w:p>
-      <w:pPr>
-        <w:rPr>
-          <w:lang w:val="en-KE"/>
-        </w:rPr>
-      </w:pPr>
-      <w:r>
-        <w:rPr>
-          <w:lang w:val="en-KE"/>
-        </w:rPr>
+      <w:r>
         <w:t xml:space="preserve">        NKR((Nakuru))</w:t>
       </w:r>
     </w:p>
     <w:p>
-      <w:pPr>
-        <w:rPr>
-          <w:lang w:val="en-KE"/>
-        </w:rPr>
-      </w:pPr>
-      <w:r>
-        <w:rPr>
-          <w:lang w:val="en-KE"/>
-        </w:rPr>
+      <w:r>
         <w:t xml:space="preserve">        NRK((Narok))</w:t>
       </w:r>
     </w:p>
     <w:p>
-      <w:pPr>
-        <w:rPr>
-          <w:lang w:val="en-KE"/>
-        </w:rPr>
-      </w:pPr>
-      <w:r>
-        <w:rPr>
-          <w:lang w:val="en-KE"/>
-        </w:rPr>
+      <w:r>
         <w:t xml:space="preserve">        BMT((</w:t>
       </w:r>
       <w:proofErr w:type="spellStart"/>
       <w:r>
-        <w:rPr>
-          <w:lang w:val="en-KE"/>
-        </w:rPr>
         <w:t>Bomet</w:t>
       </w:r>
       <w:proofErr w:type="spellEnd"/>
       <w:r>
-        <w:rPr>
-          <w:lang w:val="en-KE"/>
-        </w:rPr>
         <w:t>))</w:t>
       </w:r>
     </w:p>
     <w:p>
-      <w:pPr>
-        <w:rPr>
-          <w:lang w:val="en-KE"/>
-        </w:rPr>
-      </w:pPr>
-      <w:r>
-        <w:rPr>
-          <w:lang w:val="en-KE"/>
-        </w:rPr>
+      <w:r>
         <w:t xml:space="preserve">        KRC((Kericho))</w:t>
       </w:r>
     </w:p>
     <w:p>
-      <w:pPr>
-        <w:rPr>
-          <w:lang w:val="en-KE"/>
-        </w:rPr>
-      </w:pPr>
-      <w:r>
-        <w:rPr>
-          <w:lang w:val="en-KE"/>
-        </w:rPr>
+      <w:r>
         <w:t xml:space="preserve">        ELD((Eldoret))</w:t>
       </w:r>
     </w:p>
     <w:p>
-      <w:pPr>
-        <w:rPr>
-          <w:lang w:val="en-KE"/>
-        </w:rPr>
-      </w:pPr>
-      <w:r>
-        <w:rPr>
-          <w:lang w:val="en-KE"/>
-        </w:rPr>
+      <w:r>
         <w:t xml:space="preserve">        KTL((Kitale))</w:t>
       </w:r>
     </w:p>
     <w:p>
-      <w:pPr>
-        <w:rPr>
-          <w:lang w:val="en-KE"/>
-        </w:rPr>
-      </w:pPr>
-      <w:r>
-        <w:rPr>
-          <w:lang w:val="en-KE"/>
-        </w:rPr>
+      <w:r>
         <w:t xml:space="preserve">    end</w:t>
       </w:r>
     </w:p>
     <w:p>
-      <w:pPr>
-        <w:rPr>
-          <w:lang w:val="en-KE"/>
-        </w:rPr>
-      </w:pPr>
-      <w:r>
-        <w:rPr>
-          <w:lang w:val="en-KE"/>
-        </w:rPr>
+      <w:r>
         <w:t xml:space="preserve">    subgraph LAKE_VICTORIA_BASIN</w:t>
       </w:r>
     </w:p>
     <w:p>
-      <w:pPr>
-        <w:rPr>
-          <w:lang w:val="en-KE"/>
-        </w:rPr>
-      </w:pPr>
-      <w:r>
-        <w:rPr>
-          <w:lang w:val="en-KE"/>
-        </w:rPr>
+      <w:r>
         <w:t xml:space="preserve">        KSM((Kisumu))</w:t>
       </w:r>
     </w:p>
     <w:p>
-      <w:pPr>
-        <w:rPr>
-          <w:lang w:val="en-KE"/>
-        </w:rPr>
-      </w:pPr>
-      <w:r>
-        <w:rPr>
-          <w:lang w:val="en-KE"/>
-        </w:rPr>
+      <w:r>
         <w:t xml:space="preserve">        KSI((Kisii))</w:t>
       </w:r>
     </w:p>
     <w:p>
-      <w:pPr>
-        <w:rPr>
-          <w:lang w:val="en-KE"/>
-        </w:rPr>
-      </w:pPr>
-      <w:r>
-        <w:rPr>
-          <w:lang w:val="en-KE"/>
-        </w:rPr>
+      <w:r>
         <w:t xml:space="preserve">        KKG((Kakamega))</w:t>
       </w:r>
     </w:p>
     <w:p>
-      <w:pPr>
-        <w:rPr>
-          <w:lang w:val="en-KE"/>
-        </w:rPr>
-      </w:pPr>
-      <w:r>
-        <w:rPr>
-          <w:lang w:val="en-KE"/>
-        </w:rPr>
+      <w:r>
         <w:t xml:space="preserve">        BSA((Busia))</w:t>
       </w:r>
     </w:p>
     <w:p>
-      <w:pPr>
-        <w:rPr>
-          <w:lang w:val="en-KE"/>
-        </w:rPr>
-      </w:pPr>
-      <w:r>
-        <w:rPr>
-          <w:lang w:val="en-KE"/>
-        </w:rPr>
+      <w:r>
         <w:t xml:space="preserve">    end</w:t>
       </w:r>
     </w:p>
-    <w:p>
-      <w:pPr>
-        <w:rPr>
-          <w:lang w:val="en-KE"/>
-        </w:rPr>
-      </w:pPr>
-    </w:p>
-    <w:p>
-      <w:pPr>
-        <w:rPr>
-          <w:lang w:val="en-KE"/>
-        </w:rPr>
-      </w:pPr>
-      <w:r>
-        <w:rPr>
-          <w:lang w:val="en-KE"/>
-        </w:rPr>
+    <w:p/>
+    <w:p>
+      <w:r>
         <w:t xml:space="preserve">    NBI &lt;--&gt;|42| THK</w:t>
       </w:r>
     </w:p>
     <w:p>
-      <w:pPr>
-        <w:rPr>
-          <w:lang w:val="en-KE"/>
-        </w:rPr>
-      </w:pPr>
-      <w:r>
-        <w:rPr>
-          <w:lang w:val="en-KE"/>
-        </w:rPr>
+      <w:r>
         <w:t xml:space="preserve">    NBI &lt;--&gt;|92| NVS</w:t>
       </w:r>
     </w:p>
     <w:p>
-      <w:pPr>
-        <w:rPr>
-          <w:lang w:val="en-KE"/>
-        </w:rPr>
-      </w:pPr>
-      <w:r>
-        <w:rPr>
-          <w:lang w:val="en-KE"/>
-        </w:rPr>
+      <w:r>
         <w:t xml:space="preserve">    NBI &lt;--&gt;|142| NRK</w:t>
       </w:r>
     </w:p>
     <w:p>
-      <w:pPr>
-        <w:rPr>
-          <w:lang w:val="en-KE"/>
-        </w:rPr>
-      </w:pPr>
-      <w:r>
-        <w:rPr>
-          <w:lang w:val="en-KE"/>
-        </w:rPr>
+      <w:r>
         <w:t xml:space="preserve">    THK &lt;--&gt;|40| MRG</w:t>
       </w:r>
     </w:p>
     <w:p>
-      <w:pPr>
-        <w:rPr>
-          <w:lang w:val="en-KE"/>
-        </w:rPr>
-      </w:pPr>
-      <w:r>
-        <w:rPr>
-          <w:lang w:val="en-KE"/>
-        </w:rPr>
+      <w:r>
         <w:t xml:space="preserve">    MRG &lt;--&gt;|60| NYR</w:t>
       </w:r>
     </w:p>
     <w:p>
-      <w:pPr>
-        <w:rPr>
-          <w:lang w:val="en-KE"/>
-        </w:rPr>
-      </w:pPr>
-      <w:r>
-        <w:rPr>
-          <w:lang w:val="en-KE"/>
-        </w:rPr>
+      <w:r>
         <w:t xml:space="preserve">    NYR &lt;--&gt;|65| NYH</w:t>
       </w:r>
     </w:p>
     <w:p>
-      <w:pPr>
-        <w:rPr>
-          <w:lang w:val="en-KE"/>
-        </w:rPr>
-      </w:pPr>
-      <w:r>
-        <w:rPr>
-          <w:lang w:val="en-KE"/>
-        </w:rPr>
+      <w:r>
         <w:t xml:space="preserve">    NYH &lt;--&gt;|90| NKR</w:t>
       </w:r>
     </w:p>
     <w:p>
-      <w:pPr>
-        <w:rPr>
-          <w:lang w:val="en-KE"/>
-        </w:rPr>
-      </w:pPr>
-      <w:r>
-        <w:rPr>
-          <w:lang w:val="en-KE"/>
-        </w:rPr>
+      <w:r>
         <w:t xml:space="preserve">    NVS &lt;--&gt;|65| NKR</w:t>
       </w:r>
     </w:p>
     <w:p>
-      <w:pPr>
-        <w:rPr>
-          <w:lang w:val="en-KE"/>
-        </w:rPr>
-      </w:pPr>
-      <w:r>
-        <w:rPr>
-          <w:lang w:val="en-KE"/>
-        </w:rPr>
+      <w:r>
         <w:t xml:space="preserve">    NRK &lt;--&gt;|85| BMT</w:t>
       </w:r>
     </w:p>
     <w:p>
-      <w:pPr>
-        <w:rPr>
-          <w:lang w:val="en-KE"/>
-        </w:rPr>
-      </w:pPr>
-      <w:r>
-        <w:rPr>
-          <w:lang w:val="en-KE"/>
-        </w:rPr>
+      <w:r>
         <w:t xml:space="preserve">    BMT &lt;--&gt;|55| KRC</w:t>
       </w:r>
     </w:p>
     <w:p>
-      <w:pPr>
-        <w:rPr>
-          <w:lang w:val="en-KE"/>
-        </w:rPr>
-      </w:pPr>
-      <w:r>
-        <w:rPr>
-          <w:lang w:val="en-KE"/>
-        </w:rPr>
+      <w:r>
         <w:t xml:space="preserve">    BMT &lt;--&gt;|80| KSI</w:t>
       </w:r>
     </w:p>
     <w:p>
-      <w:pPr>
-        <w:rPr>
-          <w:lang w:val="en-KE"/>
-        </w:rPr>
-      </w:pPr>
-      <w:r>
-        <w:rPr>
-          <w:lang w:val="en-KE"/>
-        </w:rPr>
+      <w:r>
         <w:t xml:space="preserve">    NKR &lt;--&gt;|100| KRC</w:t>
       </w:r>
     </w:p>
     <w:p>
-      <w:pPr>
-        <w:rPr>
-          <w:lang w:val="en-KE"/>
-        </w:rPr>
-      </w:pPr>
-      <w:r>
-        <w:rPr>
-          <w:lang w:val="en-KE"/>
-        </w:rPr>
+      <w:r>
         <w:t xml:space="preserve">    NKR &lt;--&gt;|155| ELD</w:t>
       </w:r>
     </w:p>
     <w:p>
-      <w:pPr>
-        <w:rPr>
-          <w:lang w:val="en-KE"/>
-        </w:rPr>
-      </w:pPr>
-      <w:r>
-        <w:rPr>
-          <w:lang w:val="en-KE"/>
-        </w:rPr>
-        <w:lastRenderedPageBreak/>
+      <w:r>
         <w:t xml:space="preserve">    ELD &lt;--&gt;|70| KTL</w:t>
       </w:r>
     </w:p>
     <w:p>
-      <w:pPr>
-        <w:rPr>
-          <w:lang w:val="en-KE"/>
-        </w:rPr>
-      </w:pPr>
-      <w:r>
-        <w:rPr>
-          <w:lang w:val="en-KE"/>
-        </w:rPr>
+      <w:r>
         <w:t xml:space="preserve">    ELD &lt;--&gt;|90| KKG</w:t>
       </w:r>
     </w:p>
     <w:p>
-      <w:pPr>
-        <w:rPr>
-          <w:lang w:val="en-KE"/>
-        </w:rPr>
-      </w:pPr>
-      <w:r>
-        <w:rPr>
-          <w:lang w:val="en-KE"/>
-        </w:rPr>
+      <w:r>
         <w:t xml:space="preserve">    KRC &lt;--&gt;|90| KSM</w:t>
       </w:r>
     </w:p>
     <w:p>
-      <w:pPr>
-        <w:rPr>
-          <w:lang w:val="en-KE"/>
-        </w:rPr>
-      </w:pPr>
-      <w:r>
-        <w:rPr>
-          <w:lang w:val="en-KE"/>
-        </w:rPr>
+      <w:r>
         <w:t xml:space="preserve">    KSI &lt;--&gt;|110| KSM</w:t>
       </w:r>
     </w:p>
     <w:p>
-      <w:pPr>
-        <w:rPr>
-          <w:lang w:val="en-KE"/>
-        </w:rPr>
-      </w:pPr>
-      <w:r>
-        <w:rPr>
-          <w:lang w:val="en-KE"/>
-        </w:rPr>
+      <w:r>
         <w:t xml:space="preserve">    KKG &lt;--&gt;|55| KSM</w:t>
       </w:r>
     </w:p>
     <w:p>
-      <w:pPr>
-        <w:rPr>
-          <w:lang w:val="en-KE"/>
-        </w:rPr>
-      </w:pPr>
-      <w:r>
-        <w:rPr>
-          <w:lang w:val="en-KE"/>
-        </w:rPr>
+      <w:r>
         <w:t xml:space="preserve">    KSM &lt;--&gt;|100| BSA</w:t>
       </w:r>
     </w:p>
@@ -2850,14 +1834,12 @@
         <w:rPr>
           <w:b/>
           <w:bCs/>
-          <w:lang w:val="en-KE"/>
         </w:rPr>
       </w:pPr>
       <w:r>
         <w:rPr>
           <w:b/>
           <w:bCs/>
-          <w:lang w:val="en-KE"/>
         </w:rPr>
         <w:t>2.5 Edge List (Directed, with costs)</w:t>
       </w:r>
@@ -2899,14 +1881,12 @@
               <w:rPr>
                 <w:b/>
                 <w:bCs/>
-                <w:lang w:val="en-KE"/>
               </w:rPr>
             </w:pPr>
             <w:r>
               <w:rPr>
                 <w:b/>
                 <w:bCs/>
-                <w:lang w:val="en-KE"/>
               </w:rPr>
               <w:t>From</w:t>
             </w:r>
@@ -2923,14 +1903,12 @@
               <w:rPr>
                 <w:b/>
                 <w:bCs/>
-                <w:lang w:val="en-KE"/>
               </w:rPr>
             </w:pPr>
             <w:r>
               <w:rPr>
                 <w:b/>
                 <w:bCs/>
-                <w:lang w:val="en-KE"/>
               </w:rPr>
               <w:t>To</w:t>
             </w:r>
@@ -2947,14 +1925,12 @@
               <w:rPr>
                 <w:b/>
                 <w:bCs/>
-                <w:lang w:val="en-KE"/>
               </w:rPr>
             </w:pPr>
             <w:r>
               <w:rPr>
                 <w:b/>
                 <w:bCs/>
-                <w:lang w:val="en-KE"/>
               </w:rPr>
               <w:t>Cost (km)</w:t>
             </w:r>
@@ -2971,7 +1947,6 @@
               <w:rPr>
                 <w:b/>
                 <w:bCs/>
-                <w:lang w:val="en-KE"/>
               </w:rPr>
             </w:pPr>
           </w:p>
@@ -2987,14 +1962,12 @@
               <w:rPr>
                 <w:b/>
                 <w:bCs/>
-                <w:lang w:val="en-KE"/>
               </w:rPr>
             </w:pPr>
             <w:r>
               <w:rPr>
                 <w:b/>
                 <w:bCs/>
-                <w:lang w:val="en-KE"/>
               </w:rPr>
               <w:t>From</w:t>
             </w:r>
@@ -3011,14 +1984,12 @@
               <w:rPr>
                 <w:b/>
                 <w:bCs/>
-                <w:lang w:val="en-KE"/>
               </w:rPr>
             </w:pPr>
             <w:r>
               <w:rPr>
                 <w:b/>
                 <w:bCs/>
-                <w:lang w:val="en-KE"/>
               </w:rPr>
               <w:t>To</w:t>
             </w:r>
@@ -3035,14 +2006,12 @@
               <w:rPr>
                 <w:b/>
                 <w:bCs/>
-                <w:lang w:val="en-KE"/>
               </w:rPr>
             </w:pPr>
             <w:r>
               <w:rPr>
                 <w:b/>
                 <w:bCs/>
-                <w:lang w:val="en-KE"/>
               </w:rPr>
               <w:t>Cost (km)</w:t>
             </w:r>
@@ -3060,15 +2029,7 @@
             <w:hideMark/>
           </w:tcPr>
           <w:p>
-            <w:pPr>
-              <w:rPr>
-                <w:lang w:val="en-KE"/>
-              </w:rPr>
-            </w:pPr>
-            <w:r>
-              <w:rPr>
-                <w:lang w:val="en-KE"/>
-              </w:rPr>
+            <w:r>
               <w:t>Nairobi</w:t>
             </w:r>
           </w:p>
@@ -3080,15 +2041,7 @@
             <w:hideMark/>
           </w:tcPr>
           <w:p>
-            <w:pPr>
-              <w:rPr>
-                <w:lang w:val="en-KE"/>
-              </w:rPr>
-            </w:pPr>
-            <w:r>
-              <w:rPr>
-                <w:lang w:val="en-KE"/>
-              </w:rPr>
+            <w:r>
               <w:t>Thika</w:t>
             </w:r>
           </w:p>
@@ -3100,15 +2053,7 @@
             <w:hideMark/>
           </w:tcPr>
           <w:p>
-            <w:pPr>
-              <w:rPr>
-                <w:lang w:val="en-KE"/>
-              </w:rPr>
-            </w:pPr>
-            <w:r>
-              <w:rPr>
-                <w:lang w:val="en-KE"/>
-              </w:rPr>
+            <w:r>
               <w:t>42</w:t>
             </w:r>
           </w:p>
@@ -3119,30 +2064,16 @@
             <w:vAlign w:val="center"/>
             <w:hideMark/>
           </w:tcPr>
-          <w:p>
-            <w:pPr>
-              <w:rPr>
-                <w:lang w:val="en-KE"/>
-              </w:rPr>
-            </w:pPr>
-          </w:p>
-        </w:tc>
-        <w:tc>
-          <w:tcPr>
-            <w:tcW w:w="0" w:type="auto"/>
-            <w:vAlign w:val="center"/>
-            <w:hideMark/>
-          </w:tcPr>
-          <w:p>
-            <w:pPr>
-              <w:rPr>
-                <w:lang w:val="en-KE"/>
-              </w:rPr>
-            </w:pPr>
-            <w:r>
-              <w:rPr>
-                <w:lang w:val="en-KE"/>
-              </w:rPr>
+          <w:p/>
+        </w:tc>
+        <w:tc>
+          <w:tcPr>
+            <w:tcW w:w="0" w:type="auto"/>
+            <w:vAlign w:val="center"/>
+            <w:hideMark/>
+          </w:tcPr>
+          <w:p>
+            <w:r>
               <w:t>Nakuru</w:t>
             </w:r>
           </w:p>
@@ -3154,15 +2085,7 @@
             <w:hideMark/>
           </w:tcPr>
           <w:p>
-            <w:pPr>
-              <w:rPr>
-                <w:lang w:val="en-KE"/>
-              </w:rPr>
-            </w:pPr>
-            <w:r>
-              <w:rPr>
-                <w:lang w:val="en-KE"/>
-              </w:rPr>
+            <w:r>
               <w:t>Kericho</w:t>
             </w:r>
           </w:p>
@@ -3174,15 +2097,7 @@
             <w:hideMark/>
           </w:tcPr>
           <w:p>
-            <w:pPr>
-              <w:rPr>
-                <w:lang w:val="en-KE"/>
-              </w:rPr>
-            </w:pPr>
-            <w:r>
-              <w:rPr>
-                <w:lang w:val="en-KE"/>
-              </w:rPr>
+            <w:r>
               <w:t>100</w:t>
             </w:r>
           </w:p>
@@ -3199,15 +2114,7 @@
             <w:hideMark/>
           </w:tcPr>
           <w:p>
-            <w:pPr>
-              <w:rPr>
-                <w:lang w:val="en-KE"/>
-              </w:rPr>
-            </w:pPr>
-            <w:r>
-              <w:rPr>
-                <w:lang w:val="en-KE"/>
-              </w:rPr>
+            <w:r>
               <w:t>Nairobi</w:t>
             </w:r>
           </w:p>
@@ -3219,15 +2126,7 @@
             <w:hideMark/>
           </w:tcPr>
           <w:p>
-            <w:pPr>
-              <w:rPr>
-                <w:lang w:val="en-KE"/>
-              </w:rPr>
-            </w:pPr>
-            <w:r>
-              <w:rPr>
-                <w:lang w:val="en-KE"/>
-              </w:rPr>
+            <w:r>
               <w:t>Naivasha</w:t>
             </w:r>
           </w:p>
@@ -3239,15 +2138,7 @@
             <w:hideMark/>
           </w:tcPr>
           <w:p>
-            <w:pPr>
-              <w:rPr>
-                <w:lang w:val="en-KE"/>
-              </w:rPr>
-            </w:pPr>
-            <w:r>
-              <w:rPr>
-                <w:lang w:val="en-KE"/>
-              </w:rPr>
+            <w:r>
               <w:t>92</w:t>
             </w:r>
           </w:p>
@@ -3258,30 +2149,16 @@
             <w:vAlign w:val="center"/>
             <w:hideMark/>
           </w:tcPr>
-          <w:p>
-            <w:pPr>
-              <w:rPr>
-                <w:lang w:val="en-KE"/>
-              </w:rPr>
-            </w:pPr>
-          </w:p>
-        </w:tc>
-        <w:tc>
-          <w:tcPr>
-            <w:tcW w:w="0" w:type="auto"/>
-            <w:vAlign w:val="center"/>
-            <w:hideMark/>
-          </w:tcPr>
-          <w:p>
-            <w:pPr>
-              <w:rPr>
-                <w:lang w:val="en-KE"/>
-              </w:rPr>
-            </w:pPr>
-            <w:r>
-              <w:rPr>
-                <w:lang w:val="en-KE"/>
-              </w:rPr>
+          <w:p/>
+        </w:tc>
+        <w:tc>
+          <w:tcPr>
+            <w:tcW w:w="0" w:type="auto"/>
+            <w:vAlign w:val="center"/>
+            <w:hideMark/>
+          </w:tcPr>
+          <w:p>
+            <w:r>
               <w:t>Nakuru</w:t>
             </w:r>
           </w:p>
@@ -3293,15 +2170,7 @@
             <w:hideMark/>
           </w:tcPr>
           <w:p>
-            <w:pPr>
-              <w:rPr>
-                <w:lang w:val="en-KE"/>
-              </w:rPr>
-            </w:pPr>
-            <w:r>
-              <w:rPr>
-                <w:lang w:val="en-KE"/>
-              </w:rPr>
+            <w:r>
               <w:t>Eldoret</w:t>
             </w:r>
           </w:p>
@@ -3313,15 +2182,7 @@
             <w:hideMark/>
           </w:tcPr>
           <w:p>
-            <w:pPr>
-              <w:rPr>
-                <w:lang w:val="en-KE"/>
-              </w:rPr>
-            </w:pPr>
-            <w:r>
-              <w:rPr>
-                <w:lang w:val="en-KE"/>
-              </w:rPr>
+            <w:r>
               <w:t>155</w:t>
             </w:r>
           </w:p>
@@ -3338,15 +2199,7 @@
             <w:hideMark/>
           </w:tcPr>
           <w:p>
-            <w:pPr>
-              <w:rPr>
-                <w:lang w:val="en-KE"/>
-              </w:rPr>
-            </w:pPr>
-            <w:r>
-              <w:rPr>
-                <w:lang w:val="en-KE"/>
-              </w:rPr>
+            <w:r>
               <w:t>Nairobi</w:t>
             </w:r>
           </w:p>
@@ -3358,15 +2211,7 @@
             <w:hideMark/>
           </w:tcPr>
           <w:p>
-            <w:pPr>
-              <w:rPr>
-                <w:lang w:val="en-KE"/>
-              </w:rPr>
-            </w:pPr>
-            <w:r>
-              <w:rPr>
-                <w:lang w:val="en-KE"/>
-              </w:rPr>
+            <w:r>
               <w:t>Narok</w:t>
             </w:r>
           </w:p>
@@ -3378,15 +2223,7 @@
             <w:hideMark/>
           </w:tcPr>
           <w:p>
-            <w:pPr>
-              <w:rPr>
-                <w:lang w:val="en-KE"/>
-              </w:rPr>
-            </w:pPr>
-            <w:r>
-              <w:rPr>
-                <w:lang w:val="en-KE"/>
-              </w:rPr>
+            <w:r>
               <w:t>142</w:t>
             </w:r>
           </w:p>
@@ -3397,30 +2234,16 @@
             <w:vAlign w:val="center"/>
             <w:hideMark/>
           </w:tcPr>
-          <w:p>
-            <w:pPr>
-              <w:rPr>
-                <w:lang w:val="en-KE"/>
-              </w:rPr>
-            </w:pPr>
-          </w:p>
-        </w:tc>
-        <w:tc>
-          <w:tcPr>
-            <w:tcW w:w="0" w:type="auto"/>
-            <w:vAlign w:val="center"/>
-            <w:hideMark/>
-          </w:tcPr>
-          <w:p>
-            <w:pPr>
-              <w:rPr>
-                <w:lang w:val="en-KE"/>
-              </w:rPr>
-            </w:pPr>
-            <w:r>
-              <w:rPr>
-                <w:lang w:val="en-KE"/>
-              </w:rPr>
+          <w:p/>
+        </w:tc>
+        <w:tc>
+          <w:tcPr>
+            <w:tcW w:w="0" w:type="auto"/>
+            <w:vAlign w:val="center"/>
+            <w:hideMark/>
+          </w:tcPr>
+          <w:p>
+            <w:r>
               <w:t>Eldoret</w:t>
             </w:r>
           </w:p>
@@ -3432,15 +2255,7 @@
             <w:hideMark/>
           </w:tcPr>
           <w:p>
-            <w:pPr>
-              <w:rPr>
-                <w:lang w:val="en-KE"/>
-              </w:rPr>
-            </w:pPr>
-            <w:r>
-              <w:rPr>
-                <w:lang w:val="en-KE"/>
-              </w:rPr>
+            <w:r>
               <w:t>Kitale</w:t>
             </w:r>
           </w:p>
@@ -3452,15 +2267,7 @@
             <w:hideMark/>
           </w:tcPr>
           <w:p>
-            <w:pPr>
-              <w:rPr>
-                <w:lang w:val="en-KE"/>
-              </w:rPr>
-            </w:pPr>
-            <w:r>
-              <w:rPr>
-                <w:lang w:val="en-KE"/>
-              </w:rPr>
+            <w:r>
               <w:t>70</w:t>
             </w:r>
           </w:p>
@@ -3477,15 +2284,7 @@
             <w:hideMark/>
           </w:tcPr>
           <w:p>
-            <w:pPr>
-              <w:rPr>
-                <w:lang w:val="en-KE"/>
-              </w:rPr>
-            </w:pPr>
-            <w:r>
-              <w:rPr>
-                <w:lang w:val="en-KE"/>
-              </w:rPr>
+            <w:r>
               <w:t>Thika</w:t>
             </w:r>
           </w:p>
@@ -3497,16 +2296,8 @@
             <w:hideMark/>
           </w:tcPr>
           <w:p>
-            <w:pPr>
-              <w:rPr>
-                <w:lang w:val="en-KE"/>
-              </w:rPr>
-            </w:pPr>
             <w:proofErr w:type="spellStart"/>
             <w:r>
-              <w:rPr>
-                <w:lang w:val="en-KE"/>
-              </w:rPr>
               <w:t>Murang'a</w:t>
             </w:r>
             <w:proofErr w:type="spellEnd"/>
@@ -3519,15 +2310,7 @@
             <w:hideMark/>
           </w:tcPr>
           <w:p>
-            <w:pPr>
-              <w:rPr>
-                <w:lang w:val="en-KE"/>
-              </w:rPr>
-            </w:pPr>
-            <w:r>
-              <w:rPr>
-                <w:lang w:val="en-KE"/>
-              </w:rPr>
+            <w:r>
               <w:t>40</w:t>
             </w:r>
           </w:p>
@@ -3538,30 +2321,16 @@
             <w:vAlign w:val="center"/>
             <w:hideMark/>
           </w:tcPr>
-          <w:p>
-            <w:pPr>
-              <w:rPr>
-                <w:lang w:val="en-KE"/>
-              </w:rPr>
-            </w:pPr>
-          </w:p>
-        </w:tc>
-        <w:tc>
-          <w:tcPr>
-            <w:tcW w:w="0" w:type="auto"/>
-            <w:vAlign w:val="center"/>
-            <w:hideMark/>
-          </w:tcPr>
-          <w:p>
-            <w:pPr>
-              <w:rPr>
-                <w:lang w:val="en-KE"/>
-              </w:rPr>
-            </w:pPr>
-            <w:r>
-              <w:rPr>
-                <w:lang w:val="en-KE"/>
-              </w:rPr>
+          <w:p/>
+        </w:tc>
+        <w:tc>
+          <w:tcPr>
+            <w:tcW w:w="0" w:type="auto"/>
+            <w:vAlign w:val="center"/>
+            <w:hideMark/>
+          </w:tcPr>
+          <w:p>
+            <w:r>
               <w:t>Eldoret</w:t>
             </w:r>
           </w:p>
@@ -3573,15 +2342,7 @@
             <w:hideMark/>
           </w:tcPr>
           <w:p>
-            <w:pPr>
-              <w:rPr>
-                <w:lang w:val="en-KE"/>
-              </w:rPr>
-            </w:pPr>
-            <w:r>
-              <w:rPr>
-                <w:lang w:val="en-KE"/>
-              </w:rPr>
+            <w:r>
               <w:t>Kakamega</w:t>
             </w:r>
           </w:p>
@@ -3593,15 +2354,7 @@
             <w:hideMark/>
           </w:tcPr>
           <w:p>
-            <w:pPr>
-              <w:rPr>
-                <w:lang w:val="en-KE"/>
-              </w:rPr>
-            </w:pPr>
-            <w:r>
-              <w:rPr>
-                <w:lang w:val="en-KE"/>
-              </w:rPr>
+            <w:r>
               <w:t>90</w:t>
             </w:r>
           </w:p>
@@ -3618,16 +2371,8 @@
             <w:hideMark/>
           </w:tcPr>
           <w:p>
-            <w:pPr>
-              <w:rPr>
-                <w:lang w:val="en-KE"/>
-              </w:rPr>
-            </w:pPr>
             <w:proofErr w:type="spellStart"/>
             <w:r>
-              <w:rPr>
-                <w:lang w:val="en-KE"/>
-              </w:rPr>
               <w:t>Murang'a</w:t>
             </w:r>
             <w:proofErr w:type="spellEnd"/>
@@ -3640,15 +2385,7 @@
             <w:hideMark/>
           </w:tcPr>
           <w:p>
-            <w:pPr>
-              <w:rPr>
-                <w:lang w:val="en-KE"/>
-              </w:rPr>
-            </w:pPr>
-            <w:r>
-              <w:rPr>
-                <w:lang w:val="en-KE"/>
-              </w:rPr>
+            <w:r>
               <w:t>Nyeri</w:t>
             </w:r>
           </w:p>
@@ -3660,15 +2397,7 @@
             <w:hideMark/>
           </w:tcPr>
           <w:p>
-            <w:pPr>
-              <w:rPr>
-                <w:lang w:val="en-KE"/>
-              </w:rPr>
-            </w:pPr>
-            <w:r>
-              <w:rPr>
-                <w:lang w:val="en-KE"/>
-              </w:rPr>
+            <w:r>
               <w:t>60</w:t>
             </w:r>
           </w:p>
@@ -3679,30 +2408,16 @@
             <w:vAlign w:val="center"/>
             <w:hideMark/>
           </w:tcPr>
-          <w:p>
-            <w:pPr>
-              <w:rPr>
-                <w:lang w:val="en-KE"/>
-              </w:rPr>
-            </w:pPr>
-          </w:p>
-        </w:tc>
-        <w:tc>
-          <w:tcPr>
-            <w:tcW w:w="0" w:type="auto"/>
-            <w:vAlign w:val="center"/>
-            <w:hideMark/>
-          </w:tcPr>
-          <w:p>
-            <w:pPr>
-              <w:rPr>
-                <w:lang w:val="en-KE"/>
-              </w:rPr>
-            </w:pPr>
-            <w:r>
-              <w:rPr>
-                <w:lang w:val="en-KE"/>
-              </w:rPr>
+          <w:p/>
+        </w:tc>
+        <w:tc>
+          <w:tcPr>
+            <w:tcW w:w="0" w:type="auto"/>
+            <w:vAlign w:val="center"/>
+            <w:hideMark/>
+          </w:tcPr>
+          <w:p>
+            <w:r>
               <w:t>Kericho</w:t>
             </w:r>
           </w:p>
@@ -3714,15 +2429,7 @@
             <w:hideMark/>
           </w:tcPr>
           <w:p>
-            <w:pPr>
-              <w:rPr>
-                <w:lang w:val="en-KE"/>
-              </w:rPr>
-            </w:pPr>
-            <w:r>
-              <w:rPr>
-                <w:lang w:val="en-KE"/>
-              </w:rPr>
+            <w:r>
               <w:t>Kisumu</w:t>
             </w:r>
           </w:p>
@@ -3734,15 +2441,7 @@
             <w:hideMark/>
           </w:tcPr>
           <w:p>
-            <w:pPr>
-              <w:rPr>
-                <w:lang w:val="en-KE"/>
-              </w:rPr>
-            </w:pPr>
-            <w:r>
-              <w:rPr>
-                <w:lang w:val="en-KE"/>
-              </w:rPr>
+            <w:r>
               <w:t>90</w:t>
             </w:r>
           </w:p>
@@ -3759,15 +2458,7 @@
             <w:hideMark/>
           </w:tcPr>
           <w:p>
-            <w:pPr>
-              <w:rPr>
-                <w:lang w:val="en-KE"/>
-              </w:rPr>
-            </w:pPr>
-            <w:r>
-              <w:rPr>
-                <w:lang w:val="en-KE"/>
-              </w:rPr>
+            <w:r>
               <w:t>Nyeri</w:t>
             </w:r>
           </w:p>
@@ -3779,16 +2470,8 @@
             <w:hideMark/>
           </w:tcPr>
           <w:p>
-            <w:pPr>
-              <w:rPr>
-                <w:lang w:val="en-KE"/>
-              </w:rPr>
-            </w:pPr>
             <w:proofErr w:type="spellStart"/>
             <w:r>
-              <w:rPr>
-                <w:lang w:val="en-KE"/>
-              </w:rPr>
               <w:t>Nyahururu</w:t>
             </w:r>
             <w:proofErr w:type="spellEnd"/>
@@ -3801,15 +2484,7 @@
             <w:hideMark/>
           </w:tcPr>
           <w:p>
-            <w:pPr>
-              <w:rPr>
-                <w:lang w:val="en-KE"/>
-              </w:rPr>
-            </w:pPr>
-            <w:r>
-              <w:rPr>
-                <w:lang w:val="en-KE"/>
-              </w:rPr>
+            <w:r>
               <w:t>65</w:t>
             </w:r>
           </w:p>
@@ -3820,30 +2495,16 @@
             <w:vAlign w:val="center"/>
             <w:hideMark/>
           </w:tcPr>
-          <w:p>
-            <w:pPr>
-              <w:rPr>
-                <w:lang w:val="en-KE"/>
-              </w:rPr>
-            </w:pPr>
-          </w:p>
-        </w:tc>
-        <w:tc>
-          <w:tcPr>
-            <w:tcW w:w="0" w:type="auto"/>
-            <w:vAlign w:val="center"/>
-            <w:hideMark/>
-          </w:tcPr>
-          <w:p>
-            <w:pPr>
-              <w:rPr>
-                <w:lang w:val="en-KE"/>
-              </w:rPr>
-            </w:pPr>
-            <w:r>
-              <w:rPr>
-                <w:lang w:val="en-KE"/>
-              </w:rPr>
+          <w:p/>
+        </w:tc>
+        <w:tc>
+          <w:tcPr>
+            <w:tcW w:w="0" w:type="auto"/>
+            <w:vAlign w:val="center"/>
+            <w:hideMark/>
+          </w:tcPr>
+          <w:p>
+            <w:r>
               <w:t>Kisii</w:t>
             </w:r>
           </w:p>
@@ -3855,15 +2516,7 @@
             <w:hideMark/>
           </w:tcPr>
           <w:p>
-            <w:pPr>
-              <w:rPr>
-                <w:lang w:val="en-KE"/>
-              </w:rPr>
-            </w:pPr>
-            <w:r>
-              <w:rPr>
-                <w:lang w:val="en-KE"/>
-              </w:rPr>
+            <w:r>
               <w:t>Kisumu</w:t>
             </w:r>
           </w:p>
@@ -3875,15 +2528,7 @@
             <w:hideMark/>
           </w:tcPr>
           <w:p>
-            <w:pPr>
-              <w:rPr>
-                <w:lang w:val="en-KE"/>
-              </w:rPr>
-            </w:pPr>
-            <w:r>
-              <w:rPr>
-                <w:lang w:val="en-KE"/>
-              </w:rPr>
+            <w:r>
               <w:t>110</w:t>
             </w:r>
           </w:p>
@@ -3900,16 +2545,8 @@
             <w:hideMark/>
           </w:tcPr>
           <w:p>
-            <w:pPr>
-              <w:rPr>
-                <w:lang w:val="en-KE"/>
-              </w:rPr>
-            </w:pPr>
             <w:proofErr w:type="spellStart"/>
             <w:r>
-              <w:rPr>
-                <w:lang w:val="en-KE"/>
-              </w:rPr>
               <w:t>Nyahururu</w:t>
             </w:r>
             <w:proofErr w:type="spellEnd"/>
@@ -3922,15 +2559,7 @@
             <w:hideMark/>
           </w:tcPr>
           <w:p>
-            <w:pPr>
-              <w:rPr>
-                <w:lang w:val="en-KE"/>
-              </w:rPr>
-            </w:pPr>
-            <w:r>
-              <w:rPr>
-                <w:lang w:val="en-KE"/>
-              </w:rPr>
+            <w:r>
               <w:t>Nakuru</w:t>
             </w:r>
           </w:p>
@@ -3942,15 +2571,7 @@
             <w:hideMark/>
           </w:tcPr>
           <w:p>
-            <w:pPr>
-              <w:rPr>
-                <w:lang w:val="en-KE"/>
-              </w:rPr>
-            </w:pPr>
-            <w:r>
-              <w:rPr>
-                <w:lang w:val="en-KE"/>
-              </w:rPr>
+            <w:r>
               <w:t>90</w:t>
             </w:r>
           </w:p>
@@ -3961,30 +2582,16 @@
             <w:vAlign w:val="center"/>
             <w:hideMark/>
           </w:tcPr>
-          <w:p>
-            <w:pPr>
-              <w:rPr>
-                <w:lang w:val="en-KE"/>
-              </w:rPr>
-            </w:pPr>
-          </w:p>
-        </w:tc>
-        <w:tc>
-          <w:tcPr>
-            <w:tcW w:w="0" w:type="auto"/>
-            <w:vAlign w:val="center"/>
-            <w:hideMark/>
-          </w:tcPr>
-          <w:p>
-            <w:pPr>
-              <w:rPr>
-                <w:lang w:val="en-KE"/>
-              </w:rPr>
-            </w:pPr>
-            <w:r>
-              <w:rPr>
-                <w:lang w:val="en-KE"/>
-              </w:rPr>
+          <w:p/>
+        </w:tc>
+        <w:tc>
+          <w:tcPr>
+            <w:tcW w:w="0" w:type="auto"/>
+            <w:vAlign w:val="center"/>
+            <w:hideMark/>
+          </w:tcPr>
+          <w:p>
+            <w:r>
               <w:t>Kakamega</w:t>
             </w:r>
           </w:p>
@@ -3996,15 +2603,7 @@
             <w:hideMark/>
           </w:tcPr>
           <w:p>
-            <w:pPr>
-              <w:rPr>
-                <w:lang w:val="en-KE"/>
-              </w:rPr>
-            </w:pPr>
-            <w:r>
-              <w:rPr>
-                <w:lang w:val="en-KE"/>
-              </w:rPr>
+            <w:r>
               <w:t>Kisumu</w:t>
             </w:r>
           </w:p>
@@ -4016,15 +2615,7 @@
             <w:hideMark/>
           </w:tcPr>
           <w:p>
-            <w:pPr>
-              <w:rPr>
-                <w:lang w:val="en-KE"/>
-              </w:rPr>
-            </w:pPr>
-            <w:r>
-              <w:rPr>
-                <w:lang w:val="en-KE"/>
-              </w:rPr>
+            <w:r>
               <w:t>55</w:t>
             </w:r>
           </w:p>
@@ -4041,15 +2632,7 @@
             <w:hideMark/>
           </w:tcPr>
           <w:p>
-            <w:pPr>
-              <w:rPr>
-                <w:lang w:val="en-KE"/>
-              </w:rPr>
-            </w:pPr>
-            <w:r>
-              <w:rPr>
-                <w:lang w:val="en-KE"/>
-              </w:rPr>
+            <w:r>
               <w:t>Naivasha</w:t>
             </w:r>
           </w:p>
@@ -4061,15 +2644,7 @@
             <w:hideMark/>
           </w:tcPr>
           <w:p>
-            <w:pPr>
-              <w:rPr>
-                <w:lang w:val="en-KE"/>
-              </w:rPr>
-            </w:pPr>
-            <w:r>
-              <w:rPr>
-                <w:lang w:val="en-KE"/>
-              </w:rPr>
+            <w:r>
               <w:t>Nakuru</w:t>
             </w:r>
           </w:p>
@@ -4081,15 +2656,7 @@
             <w:hideMark/>
           </w:tcPr>
           <w:p>
-            <w:pPr>
-              <w:rPr>
-                <w:lang w:val="en-KE"/>
-              </w:rPr>
-            </w:pPr>
-            <w:r>
-              <w:rPr>
-                <w:lang w:val="en-KE"/>
-              </w:rPr>
+            <w:r>
               <w:t>65</w:t>
             </w:r>
           </w:p>
@@ -4100,30 +2667,16 @@
             <w:vAlign w:val="center"/>
             <w:hideMark/>
           </w:tcPr>
-          <w:p>
-            <w:pPr>
-              <w:rPr>
-                <w:lang w:val="en-KE"/>
-              </w:rPr>
-            </w:pPr>
-          </w:p>
-        </w:tc>
-        <w:tc>
-          <w:tcPr>
-            <w:tcW w:w="0" w:type="auto"/>
-            <w:vAlign w:val="center"/>
-            <w:hideMark/>
-          </w:tcPr>
-          <w:p>
-            <w:pPr>
-              <w:rPr>
-                <w:lang w:val="en-KE"/>
-              </w:rPr>
-            </w:pPr>
-            <w:r>
-              <w:rPr>
-                <w:lang w:val="en-KE"/>
-              </w:rPr>
+          <w:p/>
+        </w:tc>
+        <w:tc>
+          <w:tcPr>
+            <w:tcW w:w="0" w:type="auto"/>
+            <w:vAlign w:val="center"/>
+            <w:hideMark/>
+          </w:tcPr>
+          <w:p>
+            <w:r>
               <w:t>Kisumu</w:t>
             </w:r>
           </w:p>
@@ -4135,15 +2688,7 @@
             <w:hideMark/>
           </w:tcPr>
           <w:p>
-            <w:pPr>
-              <w:rPr>
-                <w:lang w:val="en-KE"/>
-              </w:rPr>
-            </w:pPr>
-            <w:r>
-              <w:rPr>
-                <w:lang w:val="en-KE"/>
-              </w:rPr>
+            <w:r>
               <w:t>Busia</w:t>
             </w:r>
           </w:p>
@@ -4155,15 +2700,7 @@
             <w:hideMark/>
           </w:tcPr>
           <w:p>
-            <w:pPr>
-              <w:rPr>
-                <w:lang w:val="en-KE"/>
-              </w:rPr>
-            </w:pPr>
-            <w:r>
-              <w:rPr>
-                <w:lang w:val="en-KE"/>
-              </w:rPr>
+            <w:r>
               <w:t>100</w:t>
             </w:r>
           </w:p>
@@ -4180,15 +2717,7 @@
             <w:hideMark/>
           </w:tcPr>
           <w:p>
-            <w:pPr>
-              <w:rPr>
-                <w:lang w:val="en-KE"/>
-              </w:rPr>
-            </w:pPr>
-            <w:r>
-              <w:rPr>
-                <w:lang w:val="en-KE"/>
-              </w:rPr>
+            <w:r>
               <w:t>Narok</w:t>
             </w:r>
           </w:p>
@@ -4200,16 +2729,8 @@
             <w:hideMark/>
           </w:tcPr>
           <w:p>
-            <w:pPr>
-              <w:rPr>
-                <w:lang w:val="en-KE"/>
-              </w:rPr>
-            </w:pPr>
             <w:proofErr w:type="spellStart"/>
             <w:r>
-              <w:rPr>
-                <w:lang w:val="en-KE"/>
-              </w:rPr>
               <w:t>Bomet</w:t>
             </w:r>
             <w:proofErr w:type="spellEnd"/>
@@ -4222,15 +2743,7 @@
             <w:hideMark/>
           </w:tcPr>
           <w:p>
-            <w:pPr>
-              <w:rPr>
-                <w:lang w:val="en-KE"/>
-              </w:rPr>
-            </w:pPr>
-            <w:r>
-              <w:rPr>
-                <w:lang w:val="en-KE"/>
-              </w:rPr>
+            <w:r>
               <w:t>85</w:t>
             </w:r>
           </w:p>
@@ -4241,31 +2754,17 @@
             <w:vAlign w:val="center"/>
             <w:hideMark/>
           </w:tcPr>
-          <w:p>
-            <w:pPr>
-              <w:rPr>
-                <w:lang w:val="en-KE"/>
-              </w:rPr>
-            </w:pPr>
-          </w:p>
-        </w:tc>
-        <w:tc>
-          <w:tcPr>
-            <w:tcW w:w="0" w:type="auto"/>
-            <w:vAlign w:val="center"/>
-            <w:hideMark/>
-          </w:tcPr>
-          <w:p>
-            <w:pPr>
-              <w:rPr>
-                <w:lang w:val="en-KE"/>
-              </w:rPr>
-            </w:pPr>
+          <w:p/>
+        </w:tc>
+        <w:tc>
+          <w:tcPr>
+            <w:tcW w:w="0" w:type="auto"/>
+            <w:vAlign w:val="center"/>
+            <w:hideMark/>
+          </w:tcPr>
+          <w:p>
             <w:proofErr w:type="spellStart"/>
             <w:r>
-              <w:rPr>
-                <w:lang w:val="en-KE"/>
-              </w:rPr>
               <w:t>Bomet</w:t>
             </w:r>
             <w:proofErr w:type="spellEnd"/>
@@ -4278,15 +2777,7 @@
             <w:hideMark/>
           </w:tcPr>
           <w:p>
-            <w:pPr>
-              <w:rPr>
-                <w:lang w:val="en-KE"/>
-              </w:rPr>
-            </w:pPr>
-            <w:r>
-              <w:rPr>
-                <w:lang w:val="en-KE"/>
-              </w:rPr>
+            <w:r>
               <w:t>Kericho</w:t>
             </w:r>
           </w:p>
@@ -4298,15 +2789,7 @@
             <w:hideMark/>
           </w:tcPr>
           <w:p>
-            <w:pPr>
-              <w:rPr>
-                <w:lang w:val="en-KE"/>
-              </w:rPr>
-            </w:pPr>
-            <w:r>
-              <w:rPr>
-                <w:lang w:val="en-KE"/>
-              </w:rPr>
+            <w:r>
               <w:t>55</w:t>
             </w:r>
           </w:p>
@@ -4323,16 +2806,8 @@
             <w:hideMark/>
           </w:tcPr>
           <w:p>
-            <w:pPr>
-              <w:rPr>
-                <w:lang w:val="en-KE"/>
-              </w:rPr>
-            </w:pPr>
             <w:proofErr w:type="spellStart"/>
             <w:r>
-              <w:rPr>
-                <w:lang w:val="en-KE"/>
-              </w:rPr>
               <w:t>Bomet</w:t>
             </w:r>
             <w:proofErr w:type="spellEnd"/>
@@ -4345,15 +2820,7 @@
             <w:hideMark/>
           </w:tcPr>
           <w:p>
-            <w:pPr>
-              <w:rPr>
-                <w:lang w:val="en-KE"/>
-              </w:rPr>
-            </w:pPr>
-            <w:r>
-              <w:rPr>
-                <w:lang w:val="en-KE"/>
-              </w:rPr>
+            <w:r>
               <w:t>Kisii</w:t>
             </w:r>
           </w:p>
@@ -4365,15 +2832,7 @@
             <w:hideMark/>
           </w:tcPr>
           <w:p>
-            <w:pPr>
-              <w:rPr>
-                <w:lang w:val="en-KE"/>
-              </w:rPr>
-            </w:pPr>
-            <w:r>
-              <w:rPr>
-                <w:lang w:val="en-KE"/>
-              </w:rPr>
+            <w:r>
               <w:t>80</w:t>
             </w:r>
           </w:p>
@@ -4384,69 +2843,39 @@
             <w:vAlign w:val="center"/>
             <w:hideMark/>
           </w:tcPr>
-          <w:p>
-            <w:pPr>
-              <w:rPr>
-                <w:lang w:val="en-KE"/>
-              </w:rPr>
-            </w:pPr>
-          </w:p>
-        </w:tc>
-        <w:tc>
-          <w:tcPr>
-            <w:tcW w:w="0" w:type="auto"/>
-            <w:vAlign w:val="center"/>
-            <w:hideMark/>
-          </w:tcPr>
-          <w:p>
-            <w:pPr>
-              <w:rPr>
-                <w:lang w:val="en-KE"/>
-              </w:rPr>
-            </w:pPr>
-          </w:p>
-        </w:tc>
-        <w:tc>
-          <w:tcPr>
-            <w:tcW w:w="0" w:type="auto"/>
-            <w:vAlign w:val="center"/>
-            <w:hideMark/>
-          </w:tcPr>
-          <w:p>
-            <w:pPr>
-              <w:rPr>
-                <w:lang w:val="en-KE"/>
-              </w:rPr>
-            </w:pPr>
-          </w:p>
-        </w:tc>
-        <w:tc>
-          <w:tcPr>
-            <w:tcW w:w="0" w:type="auto"/>
-            <w:vAlign w:val="center"/>
-            <w:hideMark/>
-          </w:tcPr>
-          <w:p>
-            <w:pPr>
-              <w:rPr>
-                <w:lang w:val="en-KE"/>
-              </w:rPr>
-            </w:pPr>
-          </w:p>
+          <w:p/>
+        </w:tc>
+        <w:tc>
+          <w:tcPr>
+            <w:tcW w:w="0" w:type="auto"/>
+            <w:vAlign w:val="center"/>
+            <w:hideMark/>
+          </w:tcPr>
+          <w:p/>
+        </w:tc>
+        <w:tc>
+          <w:tcPr>
+            <w:tcW w:w="0" w:type="auto"/>
+            <w:vAlign w:val="center"/>
+            <w:hideMark/>
+          </w:tcPr>
+          <w:p/>
+        </w:tc>
+        <w:tc>
+          <w:tcPr>
+            <w:tcW w:w="0" w:type="auto"/>
+            <w:vAlign w:val="center"/>
+            <w:hideMark/>
+          </w:tcPr>
+          <w:p/>
         </w:tc>
       </w:tr>
     </w:tbl>
     <w:p>
-      <w:pPr>
-        <w:rPr>
-          <w:lang w:val="en-KE"/>
-        </w:rPr>
-      </w:pPr>
       <w:r>
         <w:rPr>
           <w:i/>
           <w:iCs/>
-          <w:lang w:val="en-KE"/>
         </w:rPr>
         <w:t>(Every row also exists in the reverse direction with the same cost.)</w:t>
       </w:r>
@@ -4456,561 +2885,256 @@
         <w:rPr>
           <w:b/>
           <w:bCs/>
-          <w:lang w:val="en-KE"/>
         </w:rPr>
       </w:pPr>
       <w:r>
         <w:rPr>
           <w:b/>
           <w:bCs/>
-          <w:lang w:val="en-KE"/>
         </w:rPr>
         <w:t>2.6 Search Tree (from Nairobi, goal = Kisumu)</w:t>
       </w:r>
     </w:p>
     <w:p>
-      <w:pPr>
-        <w:rPr>
-          <w:lang w:val="en-KE"/>
-        </w:rPr>
-      </w:pPr>
-      <w:r>
-        <w:rPr>
-          <w:lang w:val="en-KE"/>
-        </w:rPr>
+      <w:r>
         <w:t xml:space="preserve">The tree is built from the initial state </w:t>
       </w:r>
       <w:proofErr w:type="gramStart"/>
       <w:r>
-        <w:rPr>
-          <w:lang w:val="en-KE"/>
-        </w:rPr>
         <w:t>In(</w:t>
       </w:r>
       <w:proofErr w:type="gramEnd"/>
       <w:r>
-        <w:rPr>
-          <w:lang w:val="en-KE"/>
-        </w:rPr>
         <w:t>Nairobi). Repeated states (going back to a town already on the path) are not expanded further. Numbers in brackets are cumulative path costs g(n) in km. The goal node is shown in bold.</w:t>
       </w:r>
     </w:p>
     <w:p>
-      <w:pPr>
-        <w:rPr>
-          <w:lang w:val="en-KE"/>
-        </w:rPr>
-      </w:pPr>
-      <w:r>
-        <w:rPr>
-          <w:lang w:val="en-KE"/>
-        </w:rPr>
+      <w:r>
         <w:t>graph TD</w:t>
       </w:r>
     </w:p>
     <w:p>
-      <w:pPr>
-        <w:rPr>
-          <w:lang w:val="en-KE"/>
-        </w:rPr>
-      </w:pPr>
-      <w:r>
-        <w:rPr>
-          <w:lang w:val="en-KE"/>
-        </w:rPr>
+      <w:r>
         <w:t xml:space="preserve">    </w:t>
       </w:r>
       <w:proofErr w:type="gramStart"/>
       <w:r>
-        <w:rPr>
-          <w:lang w:val="en-KE"/>
-        </w:rPr>
         <w:t>A[</w:t>
       </w:r>
       <w:proofErr w:type="gramEnd"/>
       <w:r>
-        <w:rPr>
-          <w:lang w:val="en-KE"/>
-        </w:rPr>
         <w:t xml:space="preserve">"Nairobi (0)"] --&gt; </w:t>
       </w:r>
       <w:proofErr w:type="gramStart"/>
       <w:r>
-        <w:rPr>
-          <w:lang w:val="en-KE"/>
-        </w:rPr>
         <w:t>B[</w:t>
       </w:r>
       <w:proofErr w:type="gramEnd"/>
       <w:r>
-        <w:rPr>
-          <w:lang w:val="en-KE"/>
-        </w:rPr>
         <w:t>"Thika (42)"]</w:t>
       </w:r>
     </w:p>
     <w:p>
-      <w:pPr>
-        <w:rPr>
-          <w:lang w:val="en-KE"/>
-        </w:rPr>
-      </w:pPr>
-      <w:r>
-        <w:rPr>
-          <w:lang w:val="en-KE"/>
-        </w:rPr>
+      <w:r>
         <w:t xml:space="preserve">    A --&gt; </w:t>
       </w:r>
       <w:proofErr w:type="gramStart"/>
       <w:r>
-        <w:rPr>
-          <w:lang w:val="en-KE"/>
-        </w:rPr>
         <w:t>C[</w:t>
       </w:r>
       <w:proofErr w:type="gramEnd"/>
       <w:r>
-        <w:rPr>
-          <w:lang w:val="en-KE"/>
-        </w:rPr>
         <w:t>"Naivasha (92)"]</w:t>
       </w:r>
     </w:p>
     <w:p>
-      <w:pPr>
-        <w:rPr>
-          <w:lang w:val="en-KE"/>
-        </w:rPr>
-      </w:pPr>
-      <w:r>
-        <w:rPr>
-          <w:lang w:val="en-KE"/>
-        </w:rPr>
+      <w:r>
         <w:t xml:space="preserve">    A --&gt; </w:t>
       </w:r>
       <w:proofErr w:type="gramStart"/>
       <w:r>
-        <w:rPr>
-          <w:lang w:val="en-KE"/>
-        </w:rPr>
         <w:t>D[</w:t>
       </w:r>
       <w:proofErr w:type="gramEnd"/>
       <w:r>
-        <w:rPr>
-          <w:lang w:val="en-KE"/>
-        </w:rPr>
         <w:t>"Narok (142)"]</w:t>
       </w:r>
     </w:p>
-    <w:p>
-      <w:pPr>
-        <w:rPr>
-          <w:lang w:val="en-KE"/>
-        </w:rPr>
-      </w:pPr>
-    </w:p>
-    <w:p>
-      <w:pPr>
-        <w:rPr>
-          <w:lang w:val="en-KE"/>
-        </w:rPr>
-      </w:pPr>
-      <w:r>
-        <w:rPr>
-          <w:lang w:val="en-KE"/>
-        </w:rPr>
+    <w:p/>
+    <w:p>
+      <w:r>
         <w:t xml:space="preserve">    B --&gt; B1["</w:t>
       </w:r>
       <w:proofErr w:type="spellStart"/>
       <w:r>
-        <w:rPr>
-          <w:lang w:val="en-KE"/>
-        </w:rPr>
         <w:t>Murang'a</w:t>
       </w:r>
       <w:proofErr w:type="spellEnd"/>
       <w:r>
-        <w:rPr>
-          <w:lang w:val="en-KE"/>
-        </w:rPr>
         <w:t xml:space="preserve"> (82)"]</w:t>
       </w:r>
     </w:p>
     <w:p>
-      <w:pPr>
-        <w:rPr>
-          <w:lang w:val="en-KE"/>
-        </w:rPr>
-      </w:pPr>
-      <w:r>
-        <w:rPr>
-          <w:lang w:val="en-KE"/>
-        </w:rPr>
+      <w:r>
         <w:t xml:space="preserve">    B1 --&gt; B2["Nyeri (142)"]</w:t>
       </w:r>
     </w:p>
     <w:p>
-      <w:pPr>
-        <w:rPr>
-          <w:lang w:val="en-KE"/>
-        </w:rPr>
-      </w:pPr>
-      <w:r>
-        <w:rPr>
-          <w:lang w:val="en-KE"/>
-        </w:rPr>
-        <w:lastRenderedPageBreak/>
+      <w:r>
         <w:t xml:space="preserve">    B2 --&gt; B3["</w:t>
       </w:r>
       <w:proofErr w:type="spellStart"/>
       <w:r>
-        <w:rPr>
-          <w:lang w:val="en-KE"/>
-        </w:rPr>
         <w:t>Nyahururu</w:t>
       </w:r>
       <w:proofErr w:type="spellEnd"/>
       <w:r>
-        <w:rPr>
-          <w:lang w:val="en-KE"/>
-        </w:rPr>
         <w:t xml:space="preserve"> (207)"]</w:t>
       </w:r>
     </w:p>
     <w:p>
-      <w:pPr>
-        <w:rPr>
-          <w:lang w:val="en-KE"/>
-        </w:rPr>
-      </w:pPr>
-      <w:r>
-        <w:rPr>
-          <w:lang w:val="en-KE"/>
-        </w:rPr>
+      <w:r>
         <w:t xml:space="preserve">    B3 --&gt; B4["Nakuru (297)"]</w:t>
       </w:r>
     </w:p>
-    <w:p>
-      <w:pPr>
-        <w:rPr>
-          <w:lang w:val="en-KE"/>
-        </w:rPr>
-      </w:pPr>
-    </w:p>
-    <w:p>
-      <w:pPr>
-        <w:rPr>
-          <w:lang w:val="en-KE"/>
-        </w:rPr>
-      </w:pPr>
-      <w:r>
-        <w:rPr>
-          <w:lang w:val="en-KE"/>
-        </w:rPr>
+    <w:p/>
+    <w:p>
+      <w:r>
         <w:t xml:space="preserve">    C --&gt; C1["Nakuru (157)"]</w:t>
       </w:r>
     </w:p>
     <w:p>
-      <w:pPr>
-        <w:rPr>
-          <w:lang w:val="en-KE"/>
-        </w:rPr>
-      </w:pPr>
-      <w:r>
-        <w:rPr>
-          <w:lang w:val="en-KE"/>
-        </w:rPr>
+      <w:r>
         <w:t xml:space="preserve">    C1 --&gt; C2["Kericho (257)"]</w:t>
       </w:r>
     </w:p>
     <w:p>
-      <w:pPr>
-        <w:rPr>
-          <w:lang w:val="en-KE"/>
-        </w:rPr>
-      </w:pPr>
-      <w:r>
-        <w:rPr>
-          <w:lang w:val="en-KE"/>
-        </w:rPr>
+      <w:r>
         <w:t xml:space="preserve">    C1 --&gt; C3["Eldoret (312)"]</w:t>
       </w:r>
     </w:p>
     <w:p>
-      <w:pPr>
-        <w:rPr>
-          <w:lang w:val="en-KE"/>
-        </w:rPr>
-      </w:pPr>
-      <w:r>
-        <w:rPr>
-          <w:lang w:val="en-KE"/>
-        </w:rPr>
+      <w:r>
         <w:t xml:space="preserve">    C1 --&gt; C4["</w:t>
       </w:r>
       <w:proofErr w:type="spellStart"/>
       <w:r>
-        <w:rPr>
-          <w:lang w:val="en-KE"/>
-        </w:rPr>
         <w:t>Nyahururu</w:t>
       </w:r>
       <w:proofErr w:type="spellEnd"/>
       <w:r>
-        <w:rPr>
-          <w:lang w:val="en-KE"/>
-        </w:rPr>
         <w:t xml:space="preserve"> (247)"]</w:t>
       </w:r>
     </w:p>
     <w:p>
-      <w:pPr>
-        <w:rPr>
-          <w:lang w:val="en-KE"/>
-        </w:rPr>
-      </w:pPr>
-      <w:r>
-        <w:rPr>
-          <w:lang w:val="en-KE"/>
-        </w:rPr>
+      <w:r>
         <w:t xml:space="preserve">    C2 --&gt; C5["**Kisumu (347) GOAL**"]</w:t>
       </w:r>
     </w:p>
     <w:p>
-      <w:pPr>
-        <w:rPr>
-          <w:lang w:val="en-KE"/>
-        </w:rPr>
-      </w:pPr>
-      <w:r>
-        <w:rPr>
-          <w:lang w:val="en-KE"/>
-        </w:rPr>
+      <w:r>
         <w:t xml:space="preserve">    C2 --&gt; C6["</w:t>
       </w:r>
       <w:proofErr w:type="spellStart"/>
       <w:r>
-        <w:rPr>
-          <w:lang w:val="en-KE"/>
-        </w:rPr>
         <w:t>Bomet</w:t>
       </w:r>
       <w:proofErr w:type="spellEnd"/>
       <w:r>
-        <w:rPr>
-          <w:lang w:val="en-KE"/>
-        </w:rPr>
         <w:t xml:space="preserve"> (312)"]</w:t>
       </w:r>
     </w:p>
     <w:p>
-      <w:pPr>
-        <w:rPr>
-          <w:lang w:val="en-KE"/>
-        </w:rPr>
-      </w:pPr>
-      <w:r>
-        <w:rPr>
-          <w:lang w:val="en-KE"/>
-        </w:rPr>
+      <w:r>
         <w:t xml:space="preserve">    C3 --&gt; C7["Kakamega (402)"]</w:t>
       </w:r>
     </w:p>
     <w:p>
-      <w:pPr>
-        <w:rPr>
-          <w:lang w:val="en-KE"/>
-        </w:rPr>
-      </w:pPr>
-      <w:r>
-        <w:rPr>
-          <w:lang w:val="en-KE"/>
-        </w:rPr>
+      <w:r>
         <w:t xml:space="preserve">    C3 --&gt; C8["Kitale (382)"]</w:t>
       </w:r>
     </w:p>
     <w:p>
-      <w:pPr>
-        <w:rPr>
-          <w:lang w:val="en-KE"/>
-        </w:rPr>
-      </w:pPr>
-      <w:r>
-        <w:rPr>
-          <w:lang w:val="en-KE"/>
-        </w:rPr>
+      <w:r>
         <w:t xml:space="preserve">    C7 --&gt; C9["Kisumu (457)"]</w:t>
       </w:r>
     </w:p>
-    <w:p>
-      <w:pPr>
-        <w:rPr>
-          <w:lang w:val="en-KE"/>
-        </w:rPr>
-      </w:pPr>
-    </w:p>
-    <w:p>
-      <w:pPr>
-        <w:rPr>
-          <w:lang w:val="en-KE"/>
-        </w:rPr>
-      </w:pPr>
-      <w:r>
-        <w:rPr>
-          <w:lang w:val="en-KE"/>
-        </w:rPr>
+    <w:p/>
+    <w:p>
+      <w:r>
         <w:t xml:space="preserve">    D --&gt; D1["</w:t>
       </w:r>
       <w:proofErr w:type="spellStart"/>
       <w:r>
-        <w:rPr>
-          <w:lang w:val="en-KE"/>
-        </w:rPr>
         <w:t>Bomet</w:t>
       </w:r>
       <w:proofErr w:type="spellEnd"/>
       <w:r>
-        <w:rPr>
-          <w:lang w:val="en-KE"/>
-        </w:rPr>
         <w:t xml:space="preserve"> (227)"]</w:t>
       </w:r>
     </w:p>
     <w:p>
-      <w:pPr>
-        <w:rPr>
-          <w:lang w:val="en-KE"/>
-        </w:rPr>
-      </w:pPr>
-      <w:r>
-        <w:rPr>
-          <w:lang w:val="en-KE"/>
-        </w:rPr>
+      <w:r>
         <w:t xml:space="preserve">    D1 --&gt; D2["Kericho (282)"]</w:t>
       </w:r>
     </w:p>
     <w:p>
-      <w:pPr>
-        <w:rPr>
-          <w:lang w:val="en-KE"/>
-        </w:rPr>
-      </w:pPr>
-      <w:r>
-        <w:rPr>
-          <w:lang w:val="en-KE"/>
-        </w:rPr>
+      <w:r>
         <w:t xml:space="preserve">    D1 --&gt; D3["Kisii (307)"]</w:t>
       </w:r>
     </w:p>
     <w:p>
-      <w:pPr>
-        <w:rPr>
-          <w:lang w:val="en-KE"/>
-        </w:rPr>
-      </w:pPr>
-      <w:r>
-        <w:rPr>
-          <w:lang w:val="en-KE"/>
-        </w:rPr>
+      <w:r>
         <w:t xml:space="preserve">    D2 --&gt; D4["Kisumu (372)"]</w:t>
       </w:r>
     </w:p>
     <w:p>
-      <w:pPr>
-        <w:rPr>
-          <w:lang w:val="en-KE"/>
-        </w:rPr>
-      </w:pPr>
-      <w:r>
-        <w:rPr>
-          <w:lang w:val="en-KE"/>
-        </w:rPr>
+      <w:r>
         <w:t xml:space="preserve">    D3 --&gt; D5["Kisumu (417)"]</w:t>
       </w:r>
     </w:p>
-    <w:p>
-      <w:pPr>
-        <w:rPr>
-          <w:lang w:val="en-KE"/>
-        </w:rPr>
-      </w:pPr>
-    </w:p>
-    <w:p>
-      <w:pPr>
-        <w:rPr>
-          <w:lang w:val="en-KE"/>
-        </w:rPr>
-      </w:pPr>
-      <w:r>
-        <w:rPr>
-          <w:lang w:val="en-KE"/>
-        </w:rPr>
+    <w:p/>
+    <w:p>
+      <w:r>
         <w:t xml:space="preserve">    style C5 </w:t>
       </w:r>
       <w:proofErr w:type="gramStart"/>
       <w:r>
-        <w:rPr>
-          <w:lang w:val="en-KE"/>
-        </w:rPr>
         <w:t>fill:#</w:t>
       </w:r>
       <w:proofErr w:type="gramEnd"/>
       <w:r>
-        <w:rPr>
-          <w:lang w:val="en-KE"/>
-        </w:rPr>
         <w:t>c8f7c</w:t>
       </w:r>
       <w:proofErr w:type="gramStart"/>
       <w:r>
-        <w:rPr>
-          <w:lang w:val="en-KE"/>
-        </w:rPr>
         <w:t>5,stroke</w:t>
       </w:r>
       <w:proofErr w:type="gramEnd"/>
       <w:r>
-        <w:rPr>
-          <w:lang w:val="en-KE"/>
-        </w:rPr>
         <w:t>:#1e</w:t>
       </w:r>
       <w:proofErr w:type="gramStart"/>
       <w:r>
-        <w:rPr>
-          <w:lang w:val="en-KE"/>
-        </w:rPr>
         <w:t>8449,stroke</w:t>
       </w:r>
       <w:proofErr w:type="gramEnd"/>
       <w:r>
-        <w:rPr>
-          <w:lang w:val="en-KE"/>
-        </w:rPr>
         <w:t>-width:3px</w:t>
       </w:r>
     </w:p>
-    <w:p>
-      <w:pPr>
-        <w:rPr>
-          <w:lang w:val="en-KE"/>
-        </w:rPr>
-      </w:pPr>
-    </w:p>
+    <w:p/>
     <w:p>
       <w:pPr>
         <w:rPr>
           <w:b/>
           <w:bCs/>
-          <w:lang w:val="en-KE"/>
         </w:rPr>
       </w:pPr>
       <w:r>
         <w:rPr>
           <w:b/>
           <w:bCs/>
-          <w:lang w:val="en-KE"/>
         </w:rPr>
         <w:t>3. Optimal Path (Nairobi → Kisumu)</w:t>
       </w:r>
@@ -5020,42 +3144,26 @@
         <w:rPr>
           <w:b/>
           <w:bCs/>
-          <w:lang w:val="en-KE"/>
         </w:rPr>
       </w:pPr>
       <w:r>
         <w:rPr>
           <w:b/>
           <w:bCs/>
-          <w:lang w:val="en-KE"/>
         </w:rPr>
         <w:t>3.1 Distances Between Towns</w:t>
       </w:r>
     </w:p>
     <w:p>
-      <w:pPr>
-        <w:rPr>
-          <w:lang w:val="en-KE"/>
-        </w:rPr>
-      </w:pPr>
-      <w:r>
-        <w:rPr>
-          <w:lang w:val="en-KE"/>
-        </w:rPr>
+      <w:r>
         <w:t>Distances were obtained using the Google Maps directions/measure-distance feature (shortest driving route between each pair of adjacent towns, rounded to the nearest km).</w:t>
       </w:r>
     </w:p>
     <w:p>
-      <w:pPr>
-        <w:rPr>
-          <w:lang w:val="en-KE"/>
-        </w:rPr>
-      </w:pPr>
       <w:r>
         <w:rPr>
           <w:b/>
           <w:bCs/>
-          <w:lang w:val="en-KE"/>
         </w:rPr>
         <w:t xml:space="preserve">Group to </w:t>
       </w:r>
@@ -5064,15 +3172,11 @@
         <w:rPr>
           <w:b/>
           <w:bCs/>
-          <w:lang w:val="en-KE"/>
         </w:rPr>
         <w:t>confirm:</w:t>
       </w:r>
       <w:proofErr w:type="gramEnd"/>
       <w:r>
-        <w:rPr>
-          <w:lang w:val="en-KE"/>
-        </w:rPr>
         <w:t xml:space="preserve"> open Google Maps, enter each pair of towns, and update the table if your readings differ. Add screenshots below if possible.</w:t>
       </w:r>
     </w:p>
@@ -5108,14 +3212,12 @@
               <w:rPr>
                 <w:b/>
                 <w:bCs/>
-                <w:lang w:val="en-KE"/>
               </w:rPr>
             </w:pPr>
             <w:r>
               <w:rPr>
                 <w:b/>
                 <w:bCs/>
-                <w:lang w:val="en-KE"/>
               </w:rPr>
               <w:t>Road segment</w:t>
             </w:r>
@@ -5132,14 +3234,12 @@
               <w:rPr>
                 <w:b/>
                 <w:bCs/>
-                <w:lang w:val="en-KE"/>
               </w:rPr>
             </w:pPr>
             <w:r>
               <w:rPr>
                 <w:b/>
                 <w:bCs/>
-                <w:lang w:val="en-KE"/>
               </w:rPr>
               <w:t>Distance (km)</w:t>
             </w:r>
@@ -5157,15 +3257,7 @@
             <w:hideMark/>
           </w:tcPr>
           <w:p>
-            <w:pPr>
-              <w:rPr>
-                <w:lang w:val="en-KE"/>
-              </w:rPr>
-            </w:pPr>
-            <w:r>
-              <w:rPr>
-                <w:lang w:val="en-KE"/>
-              </w:rPr>
+            <w:r>
               <w:t>Nairobi – Thika</w:t>
             </w:r>
           </w:p>
@@ -5177,15 +3269,7 @@
             <w:hideMark/>
           </w:tcPr>
           <w:p>
-            <w:pPr>
-              <w:rPr>
-                <w:lang w:val="en-KE"/>
-              </w:rPr>
-            </w:pPr>
-            <w:r>
-              <w:rPr>
-                <w:lang w:val="en-KE"/>
-              </w:rPr>
+            <w:r>
               <w:t>42</w:t>
             </w:r>
           </w:p>
@@ -5202,15 +3286,7 @@
             <w:hideMark/>
           </w:tcPr>
           <w:p>
-            <w:pPr>
-              <w:rPr>
-                <w:lang w:val="en-KE"/>
-              </w:rPr>
-            </w:pPr>
-            <w:r>
-              <w:rPr>
-                <w:lang w:val="en-KE"/>
-              </w:rPr>
+            <w:r>
               <w:t>Nairobi – Naivasha</w:t>
             </w:r>
           </w:p>
@@ -5222,15 +3298,7 @@
             <w:hideMark/>
           </w:tcPr>
           <w:p>
-            <w:pPr>
-              <w:rPr>
-                <w:lang w:val="en-KE"/>
-              </w:rPr>
-            </w:pPr>
-            <w:r>
-              <w:rPr>
-                <w:lang w:val="en-KE"/>
-              </w:rPr>
+            <w:r>
               <w:t>92</w:t>
             </w:r>
           </w:p>
@@ -5247,15 +3315,7 @@
             <w:hideMark/>
           </w:tcPr>
           <w:p>
-            <w:pPr>
-              <w:rPr>
-                <w:lang w:val="en-KE"/>
-              </w:rPr>
-            </w:pPr>
-            <w:r>
-              <w:rPr>
-                <w:lang w:val="en-KE"/>
-              </w:rPr>
+            <w:r>
               <w:t>Nairobi – Narok</w:t>
             </w:r>
           </w:p>
@@ -5267,15 +3327,7 @@
             <w:hideMark/>
           </w:tcPr>
           <w:p>
-            <w:pPr>
-              <w:rPr>
-                <w:lang w:val="en-KE"/>
-              </w:rPr>
-            </w:pPr>
-            <w:r>
-              <w:rPr>
-                <w:lang w:val="en-KE"/>
-              </w:rPr>
+            <w:r>
               <w:t>142</w:t>
             </w:r>
           </w:p>
@@ -5292,23 +3344,11 @@
             <w:hideMark/>
           </w:tcPr>
           <w:p>
-            <w:pPr>
-              <w:rPr>
-                <w:lang w:val="en-KE"/>
-              </w:rPr>
-            </w:pPr>
-            <w:r>
-              <w:rPr>
-                <w:lang w:val="en-KE"/>
-              </w:rPr>
-              <w:lastRenderedPageBreak/>
+            <w:r>
               <w:t xml:space="preserve">Thika – </w:t>
             </w:r>
             <w:proofErr w:type="spellStart"/>
             <w:r>
-              <w:rPr>
-                <w:lang w:val="en-KE"/>
-              </w:rPr>
               <w:t>Murang'a</w:t>
             </w:r>
             <w:proofErr w:type="spellEnd"/>
@@ -5321,15 +3361,7 @@
             <w:hideMark/>
           </w:tcPr>
           <w:p>
-            <w:pPr>
-              <w:rPr>
-                <w:lang w:val="en-KE"/>
-              </w:rPr>
-            </w:pPr>
-            <w:r>
-              <w:rPr>
-                <w:lang w:val="en-KE"/>
-              </w:rPr>
+            <w:r>
               <w:t>40</w:t>
             </w:r>
           </w:p>
@@ -5346,23 +3378,12 @@
             <w:hideMark/>
           </w:tcPr>
           <w:p>
-            <w:pPr>
-              <w:rPr>
-                <w:lang w:val="en-KE"/>
-              </w:rPr>
-            </w:pPr>
             <w:proofErr w:type="spellStart"/>
             <w:r>
-              <w:rPr>
-                <w:lang w:val="en-KE"/>
-              </w:rPr>
               <w:t>Murang'a</w:t>
             </w:r>
             <w:proofErr w:type="spellEnd"/>
             <w:r>
-              <w:rPr>
-                <w:lang w:val="en-KE"/>
-              </w:rPr>
               <w:t xml:space="preserve"> – Nyeri</w:t>
             </w:r>
           </w:p>
@@ -5374,15 +3395,7 @@
             <w:hideMark/>
           </w:tcPr>
           <w:p>
-            <w:pPr>
-              <w:rPr>
-                <w:lang w:val="en-KE"/>
-              </w:rPr>
-            </w:pPr>
-            <w:r>
-              <w:rPr>
-                <w:lang w:val="en-KE"/>
-              </w:rPr>
+            <w:r>
               <w:t>60</w:t>
             </w:r>
           </w:p>
@@ -5399,22 +3412,11 @@
             <w:hideMark/>
           </w:tcPr>
           <w:p>
-            <w:pPr>
-              <w:rPr>
-                <w:lang w:val="en-KE"/>
-              </w:rPr>
-            </w:pPr>
-            <w:r>
-              <w:rPr>
-                <w:lang w:val="en-KE"/>
-              </w:rPr>
+            <w:r>
               <w:t xml:space="preserve">Nyeri – </w:t>
             </w:r>
             <w:proofErr w:type="spellStart"/>
             <w:r>
-              <w:rPr>
-                <w:lang w:val="en-KE"/>
-              </w:rPr>
               <w:t>Nyahururu</w:t>
             </w:r>
             <w:proofErr w:type="spellEnd"/>
@@ -5427,15 +3429,7 @@
             <w:hideMark/>
           </w:tcPr>
           <w:p>
-            <w:pPr>
-              <w:rPr>
-                <w:lang w:val="en-KE"/>
-              </w:rPr>
-            </w:pPr>
-            <w:r>
-              <w:rPr>
-                <w:lang w:val="en-KE"/>
-              </w:rPr>
+            <w:r>
               <w:t>65</w:t>
             </w:r>
           </w:p>
@@ -5452,23 +3446,12 @@
             <w:hideMark/>
           </w:tcPr>
           <w:p>
-            <w:pPr>
-              <w:rPr>
-                <w:lang w:val="en-KE"/>
-              </w:rPr>
-            </w:pPr>
             <w:proofErr w:type="spellStart"/>
             <w:r>
-              <w:rPr>
-                <w:lang w:val="en-KE"/>
-              </w:rPr>
               <w:t>Nyahururu</w:t>
             </w:r>
             <w:proofErr w:type="spellEnd"/>
             <w:r>
-              <w:rPr>
-                <w:lang w:val="en-KE"/>
-              </w:rPr>
               <w:t xml:space="preserve"> – Nakuru</w:t>
             </w:r>
           </w:p>
@@ -5480,15 +3463,7 @@
             <w:hideMark/>
           </w:tcPr>
           <w:p>
-            <w:pPr>
-              <w:rPr>
-                <w:lang w:val="en-KE"/>
-              </w:rPr>
-            </w:pPr>
-            <w:r>
-              <w:rPr>
-                <w:lang w:val="en-KE"/>
-              </w:rPr>
+            <w:r>
               <w:t>90</w:t>
             </w:r>
           </w:p>
@@ -5505,15 +3480,7 @@
             <w:hideMark/>
           </w:tcPr>
           <w:p>
-            <w:pPr>
-              <w:rPr>
-                <w:lang w:val="en-KE"/>
-              </w:rPr>
-            </w:pPr>
-            <w:r>
-              <w:rPr>
-                <w:lang w:val="en-KE"/>
-              </w:rPr>
+            <w:r>
               <w:t>Naivasha – Nakuru</w:t>
             </w:r>
           </w:p>
@@ -5525,15 +3492,7 @@
             <w:hideMark/>
           </w:tcPr>
           <w:p>
-            <w:pPr>
-              <w:rPr>
-                <w:lang w:val="en-KE"/>
-              </w:rPr>
-            </w:pPr>
-            <w:r>
-              <w:rPr>
-                <w:lang w:val="en-KE"/>
-              </w:rPr>
+            <w:r>
               <w:t>65</w:t>
             </w:r>
           </w:p>
@@ -5550,22 +3509,11 @@
             <w:hideMark/>
           </w:tcPr>
           <w:p>
-            <w:pPr>
-              <w:rPr>
-                <w:lang w:val="en-KE"/>
-              </w:rPr>
-            </w:pPr>
-            <w:r>
-              <w:rPr>
-                <w:lang w:val="en-KE"/>
-              </w:rPr>
+            <w:r>
               <w:t xml:space="preserve">Narok – </w:t>
             </w:r>
             <w:proofErr w:type="spellStart"/>
             <w:r>
-              <w:rPr>
-                <w:lang w:val="en-KE"/>
-              </w:rPr>
               <w:t>Bomet</w:t>
             </w:r>
             <w:proofErr w:type="spellEnd"/>
@@ -5578,15 +3526,7 @@
             <w:hideMark/>
           </w:tcPr>
           <w:p>
-            <w:pPr>
-              <w:rPr>
-                <w:lang w:val="en-KE"/>
-              </w:rPr>
-            </w:pPr>
-            <w:r>
-              <w:rPr>
-                <w:lang w:val="en-KE"/>
-              </w:rPr>
+            <w:r>
               <w:t>85</w:t>
             </w:r>
           </w:p>
@@ -5603,23 +3543,12 @@
             <w:hideMark/>
           </w:tcPr>
           <w:p>
-            <w:pPr>
-              <w:rPr>
-                <w:lang w:val="en-KE"/>
-              </w:rPr>
-            </w:pPr>
             <w:proofErr w:type="spellStart"/>
             <w:r>
-              <w:rPr>
-                <w:lang w:val="en-KE"/>
-              </w:rPr>
               <w:t>Bomet</w:t>
             </w:r>
             <w:proofErr w:type="spellEnd"/>
             <w:r>
-              <w:rPr>
-                <w:lang w:val="en-KE"/>
-              </w:rPr>
               <w:t xml:space="preserve"> – Kericho</w:t>
             </w:r>
           </w:p>
@@ -5631,15 +3560,7 @@
             <w:hideMark/>
           </w:tcPr>
           <w:p>
-            <w:pPr>
-              <w:rPr>
-                <w:lang w:val="en-KE"/>
-              </w:rPr>
-            </w:pPr>
-            <w:r>
-              <w:rPr>
-                <w:lang w:val="en-KE"/>
-              </w:rPr>
+            <w:r>
               <w:t>55</w:t>
             </w:r>
           </w:p>
@@ -5656,23 +3577,12 @@
             <w:hideMark/>
           </w:tcPr>
           <w:p>
-            <w:pPr>
-              <w:rPr>
-                <w:lang w:val="en-KE"/>
-              </w:rPr>
-            </w:pPr>
             <w:proofErr w:type="spellStart"/>
             <w:r>
-              <w:rPr>
-                <w:lang w:val="en-KE"/>
-              </w:rPr>
               <w:t>Bomet</w:t>
             </w:r>
             <w:proofErr w:type="spellEnd"/>
             <w:r>
-              <w:rPr>
-                <w:lang w:val="en-KE"/>
-              </w:rPr>
               <w:t xml:space="preserve"> – Kisii</w:t>
             </w:r>
           </w:p>
@@ -5684,15 +3594,7 @@
             <w:hideMark/>
           </w:tcPr>
           <w:p>
-            <w:pPr>
-              <w:rPr>
-                <w:lang w:val="en-KE"/>
-              </w:rPr>
-            </w:pPr>
-            <w:r>
-              <w:rPr>
-                <w:lang w:val="en-KE"/>
-              </w:rPr>
+            <w:r>
               <w:t>80</w:t>
             </w:r>
           </w:p>
@@ -5709,15 +3611,7 @@
             <w:hideMark/>
           </w:tcPr>
           <w:p>
-            <w:pPr>
-              <w:rPr>
-                <w:lang w:val="en-KE"/>
-              </w:rPr>
-            </w:pPr>
-            <w:r>
-              <w:rPr>
-                <w:lang w:val="en-KE"/>
-              </w:rPr>
+            <w:r>
               <w:t>Nakuru – Kericho</w:t>
             </w:r>
           </w:p>
@@ -5729,15 +3623,7 @@
             <w:hideMark/>
           </w:tcPr>
           <w:p>
-            <w:pPr>
-              <w:rPr>
-                <w:lang w:val="en-KE"/>
-              </w:rPr>
-            </w:pPr>
-            <w:r>
-              <w:rPr>
-                <w:lang w:val="en-KE"/>
-              </w:rPr>
+            <w:r>
               <w:t>100</w:t>
             </w:r>
           </w:p>
@@ -5754,15 +3640,7 @@
             <w:hideMark/>
           </w:tcPr>
           <w:p>
-            <w:pPr>
-              <w:rPr>
-                <w:lang w:val="en-KE"/>
-              </w:rPr>
-            </w:pPr>
-            <w:r>
-              <w:rPr>
-                <w:lang w:val="en-KE"/>
-              </w:rPr>
+            <w:r>
               <w:t>Nakuru – Eldoret</w:t>
             </w:r>
           </w:p>
@@ -5774,15 +3652,7 @@
             <w:hideMark/>
           </w:tcPr>
           <w:p>
-            <w:pPr>
-              <w:rPr>
-                <w:lang w:val="en-KE"/>
-              </w:rPr>
-            </w:pPr>
-            <w:r>
-              <w:rPr>
-                <w:lang w:val="en-KE"/>
-              </w:rPr>
+            <w:r>
               <w:t>155</w:t>
             </w:r>
           </w:p>
@@ -5799,15 +3669,7 @@
             <w:hideMark/>
           </w:tcPr>
           <w:p>
-            <w:pPr>
-              <w:rPr>
-                <w:lang w:val="en-KE"/>
-              </w:rPr>
-            </w:pPr>
-            <w:r>
-              <w:rPr>
-                <w:lang w:val="en-KE"/>
-              </w:rPr>
+            <w:r>
               <w:t>Eldoret – Kitale</w:t>
             </w:r>
           </w:p>
@@ -5819,15 +3681,7 @@
             <w:hideMark/>
           </w:tcPr>
           <w:p>
-            <w:pPr>
-              <w:rPr>
-                <w:lang w:val="en-KE"/>
-              </w:rPr>
-            </w:pPr>
-            <w:r>
-              <w:rPr>
-                <w:lang w:val="en-KE"/>
-              </w:rPr>
+            <w:r>
               <w:t>70</w:t>
             </w:r>
           </w:p>
@@ -5844,15 +3698,7 @@
             <w:hideMark/>
           </w:tcPr>
           <w:p>
-            <w:pPr>
-              <w:rPr>
-                <w:lang w:val="en-KE"/>
-              </w:rPr>
-            </w:pPr>
-            <w:r>
-              <w:rPr>
-                <w:lang w:val="en-KE"/>
-              </w:rPr>
+            <w:r>
               <w:t>Eldoret – Kakamega</w:t>
             </w:r>
           </w:p>
@@ -5864,15 +3710,7 @@
             <w:hideMark/>
           </w:tcPr>
           <w:p>
-            <w:pPr>
-              <w:rPr>
-                <w:lang w:val="en-KE"/>
-              </w:rPr>
-            </w:pPr>
-            <w:r>
-              <w:rPr>
-                <w:lang w:val="en-KE"/>
-              </w:rPr>
+            <w:r>
               <w:t>90</w:t>
             </w:r>
           </w:p>
@@ -5889,15 +3727,7 @@
             <w:hideMark/>
           </w:tcPr>
           <w:p>
-            <w:pPr>
-              <w:rPr>
-                <w:lang w:val="en-KE"/>
-              </w:rPr>
-            </w:pPr>
-            <w:r>
-              <w:rPr>
-                <w:lang w:val="en-KE"/>
-              </w:rPr>
+            <w:r>
               <w:t>Kericho – Kisumu</w:t>
             </w:r>
           </w:p>
@@ -5909,15 +3739,7 @@
             <w:hideMark/>
           </w:tcPr>
           <w:p>
-            <w:pPr>
-              <w:rPr>
-                <w:lang w:val="en-KE"/>
-              </w:rPr>
-            </w:pPr>
-            <w:r>
-              <w:rPr>
-                <w:lang w:val="en-KE"/>
-              </w:rPr>
+            <w:r>
               <w:t>90</w:t>
             </w:r>
           </w:p>
@@ -5934,15 +3756,7 @@
             <w:hideMark/>
           </w:tcPr>
           <w:p>
-            <w:pPr>
-              <w:rPr>
-                <w:lang w:val="en-KE"/>
-              </w:rPr>
-            </w:pPr>
-            <w:r>
-              <w:rPr>
-                <w:lang w:val="en-KE"/>
-              </w:rPr>
+            <w:r>
               <w:t>Kisii – Kisumu</w:t>
             </w:r>
           </w:p>
@@ -5954,15 +3768,7 @@
             <w:hideMark/>
           </w:tcPr>
           <w:p>
-            <w:pPr>
-              <w:rPr>
-                <w:lang w:val="en-KE"/>
-              </w:rPr>
-            </w:pPr>
-            <w:r>
-              <w:rPr>
-                <w:lang w:val="en-KE"/>
-              </w:rPr>
+            <w:r>
               <w:t>110</w:t>
             </w:r>
           </w:p>
@@ -5979,15 +3785,7 @@
             <w:hideMark/>
           </w:tcPr>
           <w:p>
-            <w:pPr>
-              <w:rPr>
-                <w:lang w:val="en-KE"/>
-              </w:rPr>
-            </w:pPr>
-            <w:r>
-              <w:rPr>
-                <w:lang w:val="en-KE"/>
-              </w:rPr>
+            <w:r>
               <w:t>Kakamega – Kisumu</w:t>
             </w:r>
           </w:p>
@@ -5999,15 +3797,7 @@
             <w:hideMark/>
           </w:tcPr>
           <w:p>
-            <w:pPr>
-              <w:rPr>
-                <w:lang w:val="en-KE"/>
-              </w:rPr>
-            </w:pPr>
-            <w:r>
-              <w:rPr>
-                <w:lang w:val="en-KE"/>
-              </w:rPr>
+            <w:r>
               <w:t>55</w:t>
             </w:r>
           </w:p>
@@ -6024,15 +3814,7 @@
             <w:hideMark/>
           </w:tcPr>
           <w:p>
-            <w:pPr>
-              <w:rPr>
-                <w:lang w:val="en-KE"/>
-              </w:rPr>
-            </w:pPr>
-            <w:r>
-              <w:rPr>
-                <w:lang w:val="en-KE"/>
-              </w:rPr>
+            <w:r>
               <w:t>Kisumu – Busia</w:t>
             </w:r>
           </w:p>
@@ -6044,15 +3826,7 @@
             <w:hideMark/>
           </w:tcPr>
           <w:p>
-            <w:pPr>
-              <w:rPr>
-                <w:lang w:val="en-KE"/>
-              </w:rPr>
-            </w:pPr>
-            <w:r>
-              <w:rPr>
-                <w:lang w:val="en-KE"/>
-              </w:rPr>
+            <w:r>
               <w:t>100</w:t>
             </w:r>
           </w:p>
@@ -6064,70 +3838,46 @@
         <w:rPr>
           <w:b/>
           <w:bCs/>
-          <w:lang w:val="en-KE"/>
         </w:rPr>
       </w:pPr>
       <w:r>
         <w:rPr>
           <w:b/>
           <w:bCs/>
-          <w:lang w:val="en-KE"/>
         </w:rPr>
         <w:t>3.2 Search Strategy</w:t>
       </w:r>
     </w:p>
     <w:p>
-      <w:pPr>
-        <w:rPr>
-          <w:lang w:val="en-KE"/>
-        </w:rPr>
-      </w:pPr>
-      <w:r>
-        <w:rPr>
-          <w:lang w:val="en-KE"/>
-        </w:rPr>
+      <w:r>
         <w:t xml:space="preserve">Because the cost is the distance, the appropriate algorithm is </w:t>
       </w:r>
       <w:r>
         <w:rPr>
           <w:b/>
           <w:bCs/>
-          <w:lang w:val="en-KE"/>
         </w:rPr>
         <w:t>Uniform-Cost Search (UCS)</w:t>
       </w:r>
       <w:r>
-        <w:rPr>
-          <w:lang w:val="en-KE"/>
-        </w:rPr>
         <w:t>: it always expands the frontier node with the lowest path cost g(n</w:t>
       </w:r>
       <w:proofErr w:type="gramStart"/>
       <w:r>
-        <w:rPr>
-          <w:lang w:val="en-KE"/>
-        </w:rPr>
         <w:t>), and</w:t>
       </w:r>
       <w:proofErr w:type="gramEnd"/>
       <w:r>
-        <w:rPr>
-          <w:lang w:val="en-KE"/>
-        </w:rPr>
         <w:t xml:space="preserve"> is both </w:t>
       </w:r>
       <w:r>
         <w:rPr>
           <w:b/>
           <w:bCs/>
-          <w:lang w:val="en-KE"/>
         </w:rPr>
         <w:t>complete and optimal</w:t>
       </w:r>
       <w:r>
-        <w:rPr>
-          <w:lang w:val="en-KE"/>
-        </w:rPr>
         <w:t xml:space="preserve"> when step costs are positive. (Breadth-first search would find the path with the fewest towns, not the shortest distance.)</w:t>
       </w:r>
     </w:p>
@@ -6136,14 +3886,12 @@
         <w:rPr>
           <w:b/>
           <w:bCs/>
-          <w:lang w:val="en-KE"/>
         </w:rPr>
       </w:pPr>
       <w:r>
         <w:rPr>
           <w:b/>
           <w:bCs/>
-          <w:lang w:val="en-KE"/>
         </w:rPr>
         <w:t>3.3 Uniform-Cost Search Trace</w:t>
       </w:r>
@@ -6181,14 +3929,12 @@
               <w:rPr>
                 <w:b/>
                 <w:bCs/>
-                <w:lang w:val="en-KE"/>
               </w:rPr>
             </w:pPr>
             <w:r>
               <w:rPr>
                 <w:b/>
                 <w:bCs/>
-                <w:lang w:val="en-KE"/>
               </w:rPr>
               <w:t>Step</w:t>
             </w:r>
@@ -6205,14 +3951,12 @@
               <w:rPr>
                 <w:b/>
                 <w:bCs/>
-                <w:lang w:val="en-KE"/>
               </w:rPr>
             </w:pPr>
             <w:r>
               <w:rPr>
                 <w:b/>
                 <w:bCs/>
-                <w:lang w:val="en-KE"/>
               </w:rPr>
               <w:t>Node expanded (g)</w:t>
             </w:r>
@@ -6229,14 +3973,12 @@
               <w:rPr>
                 <w:b/>
                 <w:bCs/>
-                <w:lang w:val="en-KE"/>
               </w:rPr>
             </w:pPr>
             <w:r>
               <w:rPr>
                 <w:b/>
                 <w:bCs/>
-                <w:lang w:val="en-KE"/>
               </w:rPr>
               <w:t>Frontier after expansion (sorted by g)</w:t>
             </w:r>
@@ -6254,15 +3996,7 @@
             <w:hideMark/>
           </w:tcPr>
           <w:p>
-            <w:pPr>
-              <w:rPr>
-                <w:lang w:val="en-KE"/>
-              </w:rPr>
-            </w:pPr>
-            <w:r>
-              <w:rPr>
-                <w:lang w:val="en-KE"/>
-              </w:rPr>
+            <w:r>
               <w:t>1</w:t>
             </w:r>
           </w:p>
@@ -6274,15 +4008,7 @@
             <w:hideMark/>
           </w:tcPr>
           <w:p>
-            <w:pPr>
-              <w:rPr>
-                <w:lang w:val="en-KE"/>
-              </w:rPr>
-            </w:pPr>
-            <w:r>
-              <w:rPr>
-                <w:lang w:val="en-KE"/>
-              </w:rPr>
+            <w:r>
               <w:t>Nairobi (0)</w:t>
             </w:r>
           </w:p>
@@ -6294,15 +4020,7 @@
             <w:hideMark/>
           </w:tcPr>
           <w:p>
-            <w:pPr>
-              <w:rPr>
-                <w:lang w:val="en-KE"/>
-              </w:rPr>
-            </w:pPr>
-            <w:r>
-              <w:rPr>
-                <w:lang w:val="en-KE"/>
-              </w:rPr>
+            <w:r>
               <w:t>Thika 42, Naivasha 92, Narok 142</w:t>
             </w:r>
           </w:p>
@@ -6319,15 +4037,7 @@
             <w:hideMark/>
           </w:tcPr>
           <w:p>
-            <w:pPr>
-              <w:rPr>
-                <w:lang w:val="en-KE"/>
-              </w:rPr>
-            </w:pPr>
-            <w:r>
-              <w:rPr>
-                <w:lang w:val="en-KE"/>
-              </w:rPr>
+            <w:r>
               <w:t>2</w:t>
             </w:r>
           </w:p>
@@ -6339,15 +4049,7 @@
             <w:hideMark/>
           </w:tcPr>
           <w:p>
-            <w:pPr>
-              <w:rPr>
-                <w:lang w:val="en-KE"/>
-              </w:rPr>
-            </w:pPr>
-            <w:r>
-              <w:rPr>
-                <w:lang w:val="en-KE"/>
-              </w:rPr>
+            <w:r>
               <w:t>Thika (42)</w:t>
             </w:r>
           </w:p>
@@ -6359,23 +4061,12 @@
             <w:hideMark/>
           </w:tcPr>
           <w:p>
-            <w:pPr>
-              <w:rPr>
-                <w:lang w:val="en-KE"/>
-              </w:rPr>
-            </w:pPr>
             <w:proofErr w:type="spellStart"/>
             <w:r>
-              <w:rPr>
-                <w:lang w:val="en-KE"/>
-              </w:rPr>
               <w:t>Murang'a</w:t>
             </w:r>
             <w:proofErr w:type="spellEnd"/>
             <w:r>
-              <w:rPr>
-                <w:lang w:val="en-KE"/>
-              </w:rPr>
               <w:t xml:space="preserve"> 82, Naivasha 92, Narok 142</w:t>
             </w:r>
           </w:p>
@@ -6392,15 +4083,7 @@
             <w:hideMark/>
           </w:tcPr>
           <w:p>
-            <w:pPr>
-              <w:rPr>
-                <w:lang w:val="en-KE"/>
-              </w:rPr>
-            </w:pPr>
-            <w:r>
-              <w:rPr>
-                <w:lang w:val="en-KE"/>
-              </w:rPr>
+            <w:r>
               <w:t>3</w:t>
             </w:r>
           </w:p>
@@ -6412,23 +4095,12 @@
             <w:hideMark/>
           </w:tcPr>
           <w:p>
-            <w:pPr>
-              <w:rPr>
-                <w:lang w:val="en-KE"/>
-              </w:rPr>
-            </w:pPr>
             <w:proofErr w:type="spellStart"/>
             <w:r>
-              <w:rPr>
-                <w:lang w:val="en-KE"/>
-              </w:rPr>
               <w:t>Murang'a</w:t>
             </w:r>
             <w:proofErr w:type="spellEnd"/>
             <w:r>
-              <w:rPr>
-                <w:lang w:val="en-KE"/>
-              </w:rPr>
               <w:t xml:space="preserve"> (82)</w:t>
             </w:r>
           </w:p>
@@ -6440,15 +4112,7 @@
             <w:hideMark/>
           </w:tcPr>
           <w:p>
-            <w:pPr>
-              <w:rPr>
-                <w:lang w:val="en-KE"/>
-              </w:rPr>
-            </w:pPr>
-            <w:r>
-              <w:rPr>
-                <w:lang w:val="en-KE"/>
-              </w:rPr>
+            <w:r>
               <w:t>Naivasha 92, Narok 142, Nyeri 142</w:t>
             </w:r>
           </w:p>
@@ -6465,15 +4129,7 @@
             <w:hideMark/>
           </w:tcPr>
           <w:p>
-            <w:pPr>
-              <w:rPr>
-                <w:lang w:val="en-KE"/>
-              </w:rPr>
-            </w:pPr>
-            <w:r>
-              <w:rPr>
-                <w:lang w:val="en-KE"/>
-              </w:rPr>
+            <w:r>
               <w:t>4</w:t>
             </w:r>
           </w:p>
@@ -6485,15 +4141,7 @@
             <w:hideMark/>
           </w:tcPr>
           <w:p>
-            <w:pPr>
-              <w:rPr>
-                <w:lang w:val="en-KE"/>
-              </w:rPr>
-            </w:pPr>
-            <w:r>
-              <w:rPr>
-                <w:lang w:val="en-KE"/>
-              </w:rPr>
+            <w:r>
               <w:t>Naivasha (92)</w:t>
             </w:r>
           </w:p>
@@ -6505,15 +4153,7 @@
             <w:hideMark/>
           </w:tcPr>
           <w:p>
-            <w:pPr>
-              <w:rPr>
-                <w:lang w:val="en-KE"/>
-              </w:rPr>
-            </w:pPr>
-            <w:r>
-              <w:rPr>
-                <w:lang w:val="en-KE"/>
-              </w:rPr>
+            <w:r>
               <w:t>Narok 142, Nyeri 142, Nakuru 157</w:t>
             </w:r>
           </w:p>
@@ -6530,16 +4170,7 @@
             <w:hideMark/>
           </w:tcPr>
           <w:p>
-            <w:pPr>
-              <w:rPr>
-                <w:lang w:val="en-KE"/>
-              </w:rPr>
-            </w:pPr>
-            <w:r>
-              <w:rPr>
-                <w:lang w:val="en-KE"/>
-              </w:rPr>
-              <w:lastRenderedPageBreak/>
+            <w:r>
               <w:t>5</w:t>
             </w:r>
           </w:p>
@@ -6551,15 +4182,7 @@
             <w:hideMark/>
           </w:tcPr>
           <w:p>
-            <w:pPr>
-              <w:rPr>
-                <w:lang w:val="en-KE"/>
-              </w:rPr>
-            </w:pPr>
-            <w:r>
-              <w:rPr>
-                <w:lang w:val="en-KE"/>
-              </w:rPr>
+            <w:r>
               <w:t>Narok (142)</w:t>
             </w:r>
           </w:p>
@@ -6571,29 +4194,15 @@
             <w:hideMark/>
           </w:tcPr>
           <w:p>
-            <w:pPr>
-              <w:rPr>
-                <w:lang w:val="en-KE"/>
-              </w:rPr>
-            </w:pPr>
-            <w:r>
-              <w:rPr>
-                <w:lang w:val="en-KE"/>
-              </w:rPr>
+            <w:r>
               <w:t xml:space="preserve">Nyeri 142, Nakuru 157, </w:t>
             </w:r>
             <w:proofErr w:type="spellStart"/>
             <w:r>
-              <w:rPr>
-                <w:lang w:val="en-KE"/>
-              </w:rPr>
               <w:t>Bomet</w:t>
             </w:r>
             <w:proofErr w:type="spellEnd"/>
             <w:r>
-              <w:rPr>
-                <w:lang w:val="en-KE"/>
-              </w:rPr>
               <w:t xml:space="preserve"> 227</w:t>
             </w:r>
           </w:p>
@@ -6610,15 +4219,7 @@
             <w:hideMark/>
           </w:tcPr>
           <w:p>
-            <w:pPr>
-              <w:rPr>
-                <w:lang w:val="en-KE"/>
-              </w:rPr>
-            </w:pPr>
-            <w:r>
-              <w:rPr>
-                <w:lang w:val="en-KE"/>
-              </w:rPr>
+            <w:r>
               <w:t>6</w:t>
             </w:r>
           </w:p>
@@ -6630,15 +4231,7 @@
             <w:hideMark/>
           </w:tcPr>
           <w:p>
-            <w:pPr>
-              <w:rPr>
-                <w:lang w:val="en-KE"/>
-              </w:rPr>
-            </w:pPr>
-            <w:r>
-              <w:rPr>
-                <w:lang w:val="en-KE"/>
-              </w:rPr>
+            <w:r>
               <w:t>Nyeri (142)</w:t>
             </w:r>
           </w:p>
@@ -6650,43 +4243,23 @@
             <w:hideMark/>
           </w:tcPr>
           <w:p>
-            <w:pPr>
-              <w:rPr>
-                <w:lang w:val="en-KE"/>
-              </w:rPr>
-            </w:pPr>
-            <w:r>
-              <w:rPr>
-                <w:lang w:val="en-KE"/>
-              </w:rPr>
+            <w:r>
               <w:t xml:space="preserve">Nakuru 157, </w:t>
             </w:r>
             <w:proofErr w:type="spellStart"/>
             <w:r>
-              <w:rPr>
-                <w:lang w:val="en-KE"/>
-              </w:rPr>
               <w:t>Nyahururu</w:t>
             </w:r>
             <w:proofErr w:type="spellEnd"/>
             <w:r>
-              <w:rPr>
-                <w:lang w:val="en-KE"/>
-              </w:rPr>
               <w:t xml:space="preserve"> 207, </w:t>
             </w:r>
             <w:proofErr w:type="spellStart"/>
             <w:r>
-              <w:rPr>
-                <w:lang w:val="en-KE"/>
-              </w:rPr>
               <w:t>Bomet</w:t>
             </w:r>
             <w:proofErr w:type="spellEnd"/>
             <w:r>
-              <w:rPr>
-                <w:lang w:val="en-KE"/>
-              </w:rPr>
               <w:t xml:space="preserve"> 227</w:t>
             </w:r>
           </w:p>
@@ -6703,15 +4276,7 @@
             <w:hideMark/>
           </w:tcPr>
           <w:p>
-            <w:pPr>
-              <w:rPr>
-                <w:lang w:val="en-KE"/>
-              </w:rPr>
-            </w:pPr>
-            <w:r>
-              <w:rPr>
-                <w:lang w:val="en-KE"/>
-              </w:rPr>
+            <w:r>
               <w:t>7</w:t>
             </w:r>
           </w:p>
@@ -6723,15 +4288,7 @@
             <w:hideMark/>
           </w:tcPr>
           <w:p>
-            <w:pPr>
-              <w:rPr>
-                <w:lang w:val="en-KE"/>
-              </w:rPr>
-            </w:pPr>
-            <w:r>
-              <w:rPr>
-                <w:lang w:val="en-KE"/>
-              </w:rPr>
+            <w:r>
               <w:t>Nakuru (157)</w:t>
             </w:r>
           </w:p>
@@ -6743,37 +4300,20 @@
             <w:hideMark/>
           </w:tcPr>
           <w:p>
-            <w:pPr>
-              <w:rPr>
-                <w:lang w:val="en-KE"/>
-              </w:rPr>
-            </w:pPr>
             <w:proofErr w:type="spellStart"/>
             <w:r>
-              <w:rPr>
-                <w:lang w:val="en-KE"/>
-              </w:rPr>
               <w:t>Nyahururu</w:t>
             </w:r>
             <w:proofErr w:type="spellEnd"/>
             <w:r>
-              <w:rPr>
-                <w:lang w:val="en-KE"/>
-              </w:rPr>
               <w:t xml:space="preserve"> 207, </w:t>
             </w:r>
             <w:proofErr w:type="spellStart"/>
             <w:r>
-              <w:rPr>
-                <w:lang w:val="en-KE"/>
-              </w:rPr>
               <w:t>Bomet</w:t>
             </w:r>
             <w:proofErr w:type="spellEnd"/>
             <w:r>
-              <w:rPr>
-                <w:lang w:val="en-KE"/>
-              </w:rPr>
               <w:t xml:space="preserve"> 227, Kericho 257, Eldoret 312</w:t>
             </w:r>
           </w:p>
@@ -6790,15 +4330,7 @@
             <w:hideMark/>
           </w:tcPr>
           <w:p>
-            <w:pPr>
-              <w:rPr>
-                <w:lang w:val="en-KE"/>
-              </w:rPr>
-            </w:pPr>
-            <w:r>
-              <w:rPr>
-                <w:lang w:val="en-KE"/>
-              </w:rPr>
+            <w:r>
               <w:t>8</w:t>
             </w:r>
           </w:p>
@@ -6810,23 +4342,12 @@
             <w:hideMark/>
           </w:tcPr>
           <w:p>
-            <w:pPr>
-              <w:rPr>
-                <w:lang w:val="en-KE"/>
-              </w:rPr>
-            </w:pPr>
             <w:proofErr w:type="spellStart"/>
             <w:r>
-              <w:rPr>
-                <w:lang w:val="en-KE"/>
-              </w:rPr>
               <w:t>Nyahururu</w:t>
             </w:r>
             <w:proofErr w:type="spellEnd"/>
             <w:r>
-              <w:rPr>
-                <w:lang w:val="en-KE"/>
-              </w:rPr>
               <w:t xml:space="preserve"> (207)</w:t>
             </w:r>
           </w:p>
@@ -6838,23 +4359,12 @@
             <w:hideMark/>
           </w:tcPr>
           <w:p>
-            <w:pPr>
-              <w:rPr>
-                <w:lang w:val="en-KE"/>
-              </w:rPr>
-            </w:pPr>
             <w:proofErr w:type="spellStart"/>
             <w:r>
-              <w:rPr>
-                <w:lang w:val="en-KE"/>
-              </w:rPr>
               <w:t>Bomet</w:t>
             </w:r>
             <w:proofErr w:type="spellEnd"/>
             <w:r>
-              <w:rPr>
-                <w:lang w:val="en-KE"/>
-              </w:rPr>
               <w:t xml:space="preserve"> 227, Kericho 257, Eldoret 312</w:t>
             </w:r>
           </w:p>
@@ -6871,15 +4381,7 @@
             <w:hideMark/>
           </w:tcPr>
           <w:p>
-            <w:pPr>
-              <w:rPr>
-                <w:lang w:val="en-KE"/>
-              </w:rPr>
-            </w:pPr>
-            <w:r>
-              <w:rPr>
-                <w:lang w:val="en-KE"/>
-              </w:rPr>
+            <w:r>
               <w:t>9</w:t>
             </w:r>
           </w:p>
@@ -6891,23 +4393,12 @@
             <w:hideMark/>
           </w:tcPr>
           <w:p>
-            <w:pPr>
-              <w:rPr>
-                <w:lang w:val="en-KE"/>
-              </w:rPr>
-            </w:pPr>
             <w:proofErr w:type="spellStart"/>
             <w:r>
-              <w:rPr>
-                <w:lang w:val="en-KE"/>
-              </w:rPr>
               <w:t>Bomet</w:t>
             </w:r>
             <w:proofErr w:type="spellEnd"/>
             <w:r>
-              <w:rPr>
-                <w:lang w:val="en-KE"/>
-              </w:rPr>
               <w:t xml:space="preserve"> (227)</w:t>
             </w:r>
           </w:p>
@@ -6919,15 +4410,7 @@
             <w:hideMark/>
           </w:tcPr>
           <w:p>
-            <w:pPr>
-              <w:rPr>
-                <w:lang w:val="en-KE"/>
-              </w:rPr>
-            </w:pPr>
-            <w:r>
-              <w:rPr>
-                <w:lang w:val="en-KE"/>
-              </w:rPr>
+            <w:r>
               <w:t>Kericho 257, Kisii 307, Eldoret 312</w:t>
             </w:r>
           </w:p>
@@ -6944,15 +4427,7 @@
             <w:hideMark/>
           </w:tcPr>
           <w:p>
-            <w:pPr>
-              <w:rPr>
-                <w:lang w:val="en-KE"/>
-              </w:rPr>
-            </w:pPr>
-            <w:r>
-              <w:rPr>
-                <w:lang w:val="en-KE"/>
-              </w:rPr>
+            <w:r>
               <w:t>10</w:t>
             </w:r>
           </w:p>
@@ -6964,15 +4439,7 @@
             <w:hideMark/>
           </w:tcPr>
           <w:p>
-            <w:pPr>
-              <w:rPr>
-                <w:lang w:val="en-KE"/>
-              </w:rPr>
-            </w:pPr>
-            <w:r>
-              <w:rPr>
-                <w:lang w:val="en-KE"/>
-              </w:rPr>
+            <w:r>
               <w:t>Kericho (257)</w:t>
             </w:r>
           </w:p>
@@ -6984,22 +4451,13 @@
             <w:hideMark/>
           </w:tcPr>
           <w:p>
-            <w:pPr>
-              <w:rPr>
-                <w:lang w:val="en-KE"/>
-              </w:rPr>
-            </w:pPr>
-            <w:r>
-              <w:rPr>
-                <w:lang w:val="en-KE"/>
-              </w:rPr>
+            <w:r>
               <w:t xml:space="preserve">Kisii 307, Eldoret 312, </w:t>
             </w:r>
             <w:r>
               <w:rPr>
                 <w:b/>
                 <w:bCs/>
-                <w:lang w:val="en-KE"/>
               </w:rPr>
               <w:t>Kisumu 347</w:t>
             </w:r>
@@ -7017,15 +4475,7 @@
             <w:hideMark/>
           </w:tcPr>
           <w:p>
-            <w:pPr>
-              <w:rPr>
-                <w:lang w:val="en-KE"/>
-              </w:rPr>
-            </w:pPr>
-            <w:r>
-              <w:rPr>
-                <w:lang w:val="en-KE"/>
-              </w:rPr>
+            <w:r>
               <w:t>11</w:t>
             </w:r>
           </w:p>
@@ -7037,15 +4487,7 @@
             <w:hideMark/>
           </w:tcPr>
           <w:p>
-            <w:pPr>
-              <w:rPr>
-                <w:lang w:val="en-KE"/>
-              </w:rPr>
-            </w:pPr>
-            <w:r>
-              <w:rPr>
-                <w:lang w:val="en-KE"/>
-              </w:rPr>
+            <w:r>
               <w:t>Kisii (307)</w:t>
             </w:r>
           </w:p>
@@ -7057,15 +4499,7 @@
             <w:hideMark/>
           </w:tcPr>
           <w:p>
-            <w:pPr>
-              <w:rPr>
-                <w:lang w:val="en-KE"/>
-              </w:rPr>
-            </w:pPr>
-            <w:r>
-              <w:rPr>
-                <w:lang w:val="en-KE"/>
-              </w:rPr>
+            <w:r>
               <w:t>Eldoret 312, Kisumu 347 (417 via Kisii is worse)</w:t>
             </w:r>
           </w:p>
@@ -7082,15 +4516,7 @@
             <w:hideMark/>
           </w:tcPr>
           <w:p>
-            <w:pPr>
-              <w:rPr>
-                <w:lang w:val="en-KE"/>
-              </w:rPr>
-            </w:pPr>
-            <w:r>
-              <w:rPr>
-                <w:lang w:val="en-KE"/>
-              </w:rPr>
+            <w:r>
               <w:t>12</w:t>
             </w:r>
           </w:p>
@@ -7102,15 +4528,7 @@
             <w:hideMark/>
           </w:tcPr>
           <w:p>
-            <w:pPr>
-              <w:rPr>
-                <w:lang w:val="en-KE"/>
-              </w:rPr>
-            </w:pPr>
-            <w:r>
-              <w:rPr>
-                <w:lang w:val="en-KE"/>
-              </w:rPr>
+            <w:r>
               <w:t>Eldoret (312)</w:t>
             </w:r>
           </w:p>
@@ -7122,15 +4540,7 @@
             <w:hideMark/>
           </w:tcPr>
           <w:p>
-            <w:pPr>
-              <w:rPr>
-                <w:lang w:val="en-KE"/>
-              </w:rPr>
-            </w:pPr>
-            <w:r>
-              <w:rPr>
-                <w:lang w:val="en-KE"/>
-              </w:rPr>
+            <w:r>
               <w:t>Kisumu 347, Kitale 382, Kakamega 402</w:t>
             </w:r>
           </w:p>
@@ -7147,15 +4557,7 @@
             <w:hideMark/>
           </w:tcPr>
           <w:p>
-            <w:pPr>
-              <w:rPr>
-                <w:lang w:val="en-KE"/>
-              </w:rPr>
-            </w:pPr>
-            <w:r>
-              <w:rPr>
-                <w:lang w:val="en-KE"/>
-              </w:rPr>
+            <w:r>
               <w:t>13</w:t>
             </w:r>
           </w:p>
@@ -7167,16 +4569,10 @@
             <w:hideMark/>
           </w:tcPr>
           <w:p>
-            <w:pPr>
-              <w:rPr>
-                <w:lang w:val="en-KE"/>
-              </w:rPr>
-            </w:pPr>
             <w:r>
               <w:rPr>
                 <w:b/>
                 <w:bCs/>
-                <w:lang w:val="en-KE"/>
               </w:rPr>
               <w:t>Kisumu (347) – goal test passed</w:t>
             </w:r>
@@ -7189,15 +4585,7 @@
             <w:hideMark/>
           </w:tcPr>
           <w:p>
-            <w:pPr>
-              <w:rPr>
-                <w:lang w:val="en-KE"/>
-              </w:rPr>
-            </w:pPr>
-            <w:r>
-              <w:rPr>
-                <w:lang w:val="en-KE"/>
-              </w:rPr>
+            <w:r>
               <w:t>Search ends</w:t>
             </w:r>
           </w:p>
@@ -7205,29 +4593,17 @@
       </w:tr>
     </w:tbl>
     <w:p>
-      <w:pPr>
-        <w:rPr>
-          <w:lang w:val="en-KE"/>
-        </w:rPr>
-      </w:pPr>
-      <w:r>
-        <w:rPr>
-          <w:lang w:val="en-KE"/>
-        </w:rPr>
+      <w:r>
         <w:t xml:space="preserve">The goal test is applied when a node is </w:t>
       </w:r>
       <w:r>
         <w:rPr>
           <w:i/>
           <w:iCs/>
-          <w:lang w:val="en-KE"/>
         </w:rPr>
         <w:t>selected for expansion</w:t>
       </w:r>
       <w:r>
-        <w:rPr>
-          <w:lang w:val="en-KE"/>
-        </w:rPr>
         <w:t xml:space="preserve"> (not when generated), which guarantees optimality: Kisumu was first generated at cost 347 (via Kericho) and no cheaper path remained in the frontier.</w:t>
       </w:r>
     </w:p>
@@ -7236,14 +4612,12 @@
         <w:rPr>
           <w:b/>
           <w:bCs/>
-          <w:lang w:val="en-KE"/>
         </w:rPr>
       </w:pPr>
       <w:r>
         <w:rPr>
           <w:b/>
           <w:bCs/>
-          <w:lang w:val="en-KE"/>
         </w:rPr>
         <w:t>3.4 Candidate Paths Compared</w:t>
       </w:r>
@@ -7281,14 +4655,12 @@
               <w:rPr>
                 <w:b/>
                 <w:bCs/>
-                <w:lang w:val="en-KE"/>
               </w:rPr>
             </w:pPr>
             <w:r>
               <w:rPr>
                 <w:b/>
                 <w:bCs/>
-                <w:lang w:val="en-KE"/>
               </w:rPr>
               <w:t>Route</w:t>
             </w:r>
@@ -7305,14 +4677,12 @@
               <w:rPr>
                 <w:b/>
                 <w:bCs/>
-                <w:lang w:val="en-KE"/>
               </w:rPr>
             </w:pPr>
             <w:r>
               <w:rPr>
                 <w:b/>
                 <w:bCs/>
-                <w:lang w:val="en-KE"/>
               </w:rPr>
               <w:t>Calculation</w:t>
             </w:r>
@@ -7329,14 +4699,12 @@
               <w:rPr>
                 <w:b/>
                 <w:bCs/>
-                <w:lang w:val="en-KE"/>
               </w:rPr>
             </w:pPr>
             <w:r>
               <w:rPr>
                 <w:b/>
                 <w:bCs/>
-                <w:lang w:val="en-KE"/>
               </w:rPr>
               <w:t>Total (km)</w:t>
             </w:r>
@@ -7354,16 +4722,10 @@
             <w:hideMark/>
           </w:tcPr>
           <w:p>
-            <w:pPr>
-              <w:rPr>
-                <w:lang w:val="en-KE"/>
-              </w:rPr>
-            </w:pPr>
             <w:r>
               <w:rPr>
                 <w:b/>
                 <w:bCs/>
-                <w:lang w:val="en-KE"/>
               </w:rPr>
               <w:t>Nairobi → Naivasha → Nakuru → Kericho → Kisumu</w:t>
             </w:r>
@@ -7376,15 +4738,7 @@
             <w:hideMark/>
           </w:tcPr>
           <w:p>
-            <w:pPr>
-              <w:rPr>
-                <w:lang w:val="en-KE"/>
-              </w:rPr>
-            </w:pPr>
-            <w:r>
-              <w:rPr>
-                <w:lang w:val="en-KE"/>
-              </w:rPr>
+            <w:r>
               <w:t>92 + 65 + 100 + 90</w:t>
             </w:r>
           </w:p>
@@ -7396,16 +4750,10 @@
             <w:hideMark/>
           </w:tcPr>
           <w:p>
-            <w:pPr>
-              <w:rPr>
-                <w:lang w:val="en-KE"/>
-              </w:rPr>
-            </w:pPr>
             <w:r>
               <w:rPr>
                 <w:b/>
                 <w:bCs/>
-                <w:lang w:val="en-KE"/>
               </w:rPr>
               <w:t>347</w:t>
             </w:r>
@@ -7423,29 +4771,15 @@
             <w:hideMark/>
           </w:tcPr>
           <w:p>
-            <w:pPr>
-              <w:rPr>
-                <w:lang w:val="en-KE"/>
-              </w:rPr>
-            </w:pPr>
-            <w:r>
-              <w:rPr>
-                <w:lang w:val="en-KE"/>
-              </w:rPr>
+            <w:r>
               <w:t xml:space="preserve">Nairobi → Narok → </w:t>
             </w:r>
             <w:proofErr w:type="spellStart"/>
             <w:r>
-              <w:rPr>
-                <w:lang w:val="en-KE"/>
-              </w:rPr>
               <w:t>Bomet</w:t>
             </w:r>
             <w:proofErr w:type="spellEnd"/>
             <w:r>
-              <w:rPr>
-                <w:lang w:val="en-KE"/>
-              </w:rPr>
               <w:t xml:space="preserve"> → Kericho → Kisumu</w:t>
             </w:r>
           </w:p>
@@ -7457,15 +4791,7 @@
             <w:hideMark/>
           </w:tcPr>
           <w:p>
-            <w:pPr>
-              <w:rPr>
-                <w:lang w:val="en-KE"/>
-              </w:rPr>
-            </w:pPr>
-            <w:r>
-              <w:rPr>
-                <w:lang w:val="en-KE"/>
-              </w:rPr>
+            <w:r>
               <w:t>142 + 85 + 55 + 90</w:t>
             </w:r>
           </w:p>
@@ -7477,15 +4803,7 @@
             <w:hideMark/>
           </w:tcPr>
           <w:p>
-            <w:pPr>
-              <w:rPr>
-                <w:lang w:val="en-KE"/>
-              </w:rPr>
-            </w:pPr>
-            <w:r>
-              <w:rPr>
-                <w:lang w:val="en-KE"/>
-              </w:rPr>
+            <w:r>
               <w:t>372</w:t>
             </w:r>
           </w:p>
@@ -7502,29 +4820,15 @@
             <w:hideMark/>
           </w:tcPr>
           <w:p>
-            <w:pPr>
-              <w:rPr>
-                <w:lang w:val="en-KE"/>
-              </w:rPr>
-            </w:pPr>
-            <w:r>
-              <w:rPr>
-                <w:lang w:val="en-KE"/>
-              </w:rPr>
+            <w:r>
               <w:t xml:space="preserve">Nairobi → Narok → </w:t>
             </w:r>
             <w:proofErr w:type="spellStart"/>
             <w:r>
-              <w:rPr>
-                <w:lang w:val="en-KE"/>
-              </w:rPr>
               <w:t>Bomet</w:t>
             </w:r>
             <w:proofErr w:type="spellEnd"/>
             <w:r>
-              <w:rPr>
-                <w:lang w:val="en-KE"/>
-              </w:rPr>
               <w:t xml:space="preserve"> → Kisii → Kisumu</w:t>
             </w:r>
           </w:p>
@@ -7536,15 +4840,7 @@
             <w:hideMark/>
           </w:tcPr>
           <w:p>
-            <w:pPr>
-              <w:rPr>
-                <w:lang w:val="en-KE"/>
-              </w:rPr>
-            </w:pPr>
-            <w:r>
-              <w:rPr>
-                <w:lang w:val="en-KE"/>
-              </w:rPr>
+            <w:r>
               <w:t>142 + 85 + 80 + 110</w:t>
             </w:r>
           </w:p>
@@ -7556,15 +4852,7 @@
             <w:hideMark/>
           </w:tcPr>
           <w:p>
-            <w:pPr>
-              <w:rPr>
-                <w:lang w:val="en-KE"/>
-              </w:rPr>
-            </w:pPr>
-            <w:r>
-              <w:rPr>
-                <w:lang w:val="en-KE"/>
-              </w:rPr>
+            <w:r>
               <w:t>417</w:t>
             </w:r>
           </w:p>
@@ -7581,15 +4869,7 @@
             <w:hideMark/>
           </w:tcPr>
           <w:p>
-            <w:pPr>
-              <w:rPr>
-                <w:lang w:val="en-KE"/>
-              </w:rPr>
-            </w:pPr>
-            <w:r>
-              <w:rPr>
-                <w:lang w:val="en-KE"/>
-              </w:rPr>
+            <w:r>
               <w:t>Nairobi → Naivasha → Nakuru → Eldoret → Kakamega → Kisumu</w:t>
             </w:r>
           </w:p>
@@ -7601,15 +4881,7 @@
             <w:hideMark/>
           </w:tcPr>
           <w:p>
-            <w:pPr>
-              <w:rPr>
-                <w:lang w:val="en-KE"/>
-              </w:rPr>
-            </w:pPr>
-            <w:r>
-              <w:rPr>
-                <w:lang w:val="en-KE"/>
-              </w:rPr>
+            <w:r>
               <w:t>92 + 65 + 155 + 90 + 55</w:t>
             </w:r>
           </w:p>
@@ -7621,15 +4893,7 @@
             <w:hideMark/>
           </w:tcPr>
           <w:p>
-            <w:pPr>
-              <w:rPr>
-                <w:lang w:val="en-KE"/>
-              </w:rPr>
-            </w:pPr>
-            <w:r>
-              <w:rPr>
-                <w:lang w:val="en-KE"/>
-              </w:rPr>
+            <w:r>
               <w:t>457</w:t>
             </w:r>
           </w:p>
@@ -7646,43 +4910,23 @@
             <w:hideMark/>
           </w:tcPr>
           <w:p>
-            <w:pPr>
-              <w:rPr>
-                <w:lang w:val="en-KE"/>
-              </w:rPr>
-            </w:pPr>
-            <w:r>
-              <w:rPr>
-                <w:lang w:val="en-KE"/>
-              </w:rPr>
+            <w:r>
               <w:t xml:space="preserve">Nairobi → Thika → </w:t>
             </w:r>
             <w:proofErr w:type="spellStart"/>
             <w:r>
-              <w:rPr>
-                <w:lang w:val="en-KE"/>
-              </w:rPr>
               <w:t>Murang'a</w:t>
             </w:r>
             <w:proofErr w:type="spellEnd"/>
             <w:r>
-              <w:rPr>
-                <w:lang w:val="en-KE"/>
-              </w:rPr>
               <w:t xml:space="preserve"> → Nyeri → </w:t>
             </w:r>
             <w:proofErr w:type="spellStart"/>
             <w:r>
-              <w:rPr>
-                <w:lang w:val="en-KE"/>
-              </w:rPr>
               <w:t>Nyahururu</w:t>
             </w:r>
             <w:proofErr w:type="spellEnd"/>
             <w:r>
-              <w:rPr>
-                <w:lang w:val="en-KE"/>
-              </w:rPr>
               <w:t xml:space="preserve"> → Nakuru → Kericho → Kisumu</w:t>
             </w:r>
           </w:p>
@@ -7694,15 +4938,7 @@
             <w:hideMark/>
           </w:tcPr>
           <w:p>
-            <w:pPr>
-              <w:rPr>
-                <w:lang w:val="en-KE"/>
-              </w:rPr>
-            </w:pPr>
-            <w:r>
-              <w:rPr>
-                <w:lang w:val="en-KE"/>
-              </w:rPr>
+            <w:r>
               <w:t>42 + 40 + 60 + 65 + 90 + 100 + 90</w:t>
             </w:r>
           </w:p>
@@ -7714,15 +4950,7 @@
             <w:hideMark/>
           </w:tcPr>
           <w:p>
-            <w:pPr>
-              <w:rPr>
-                <w:lang w:val="en-KE"/>
-              </w:rPr>
-            </w:pPr>
-            <w:r>
-              <w:rPr>
-                <w:lang w:val="en-KE"/>
-              </w:rPr>
+            <w:r>
               <w:t>487</w:t>
             </w:r>
           </w:p>
@@ -7734,95 +4962,61 @@
         <w:rPr>
           <w:b/>
           <w:bCs/>
-          <w:lang w:val="en-KE"/>
         </w:rPr>
       </w:pPr>
       <w:r>
         <w:rPr>
           <w:b/>
           <w:bCs/>
-          <w:lang w:val="en-KE"/>
         </w:rPr>
         <w:t>3.5 Result</w:t>
       </w:r>
     </w:p>
     <w:p>
-      <w:pPr>
-        <w:rPr>
-          <w:lang w:val="en-KE"/>
-        </w:rPr>
-      </w:pPr>
       <w:r>
         <w:rPr>
           <w:b/>
           <w:bCs/>
-          <w:lang w:val="en-KE"/>
         </w:rPr>
         <w:t>Optimal path:</w:t>
       </w:r>
     </w:p>
     <w:p>
-      <w:pPr>
-        <w:rPr>
-          <w:lang w:val="en-KE"/>
-        </w:rPr>
-      </w:pPr>
       <w:r>
         <w:rPr>
           <w:b/>
           <w:bCs/>
-          <w:lang w:val="en-KE"/>
         </w:rPr>
         <w:t>Nairobi → Naivasha → Nakuru → Kericho → Kisumu</w:t>
       </w:r>
       <w:r>
-        <w:rPr>
-          <w:lang w:val="en-KE"/>
-        </w:rPr>
         <w:t xml:space="preserve"> </w:t>
       </w:r>
       <w:r>
         <w:rPr>
           <w:b/>
           <w:bCs/>
-          <w:lang w:val="en-KE"/>
         </w:rPr>
         <w:t>Total path cost = 92 + 65 + 100 + 90 = 347 km</w:t>
       </w:r>
     </w:p>
     <w:p>
-      <w:pPr>
-        <w:rPr>
-          <w:lang w:val="en-KE"/>
-        </w:rPr>
-      </w:pPr>
-      <w:r>
-        <w:rPr>
-          <w:lang w:val="en-KE"/>
-        </w:rPr>
+      <w:r>
         <w:t>This route passes through the Rift Valley and then descends to the Lake Victoria Basin. It is consistent with the abstract plan from Section 2.3 (Nairobi → Rift Valley → Lake Victoria Basin).</w:t>
       </w:r>
     </w:p>
-    <w:p>
-      <w:pPr>
-        <w:rPr>
-          <w:lang w:val="en-KE"/>
-        </w:rPr>
-      </w:pPr>
-    </w:p>
+    <w:p/>
     <w:p>
       <w:pPr>
         <w:rPr>
           <w:b/>
           <w:bCs/>
-          <w:lang w:val="en-KE"/>
         </w:rPr>
       </w:pPr>
       <w:r>
         <w:rPr>
           <w:b/>
           <w:bCs/>
-          <w:lang w:val="en-KE"/>
         </w:rPr>
         <w:t>4. Conclusion</w:t>
       </w:r>
@@ -7833,29 +5027,18 @@
           <w:ilvl w:val="0"/>
           <w:numId w:val="3"/>
         </w:numPr>
-        <w:rPr>
-          <w:lang w:val="en-KE"/>
-        </w:rPr>
       </w:pPr>
       <w:r>
-        <w:rPr>
-          <w:lang w:val="en-KE"/>
-        </w:rPr>
-        <w:lastRenderedPageBreak/>
         <w:t xml:space="preserve">The self-driving trailer is a </w:t>
       </w:r>
       <w:r>
         <w:rPr>
           <w:b/>
           <w:bCs/>
-          <w:lang w:val="en-KE"/>
         </w:rPr>
         <w:t>goal-based, problem-solving agent</w:t>
       </w:r>
       <w:r>
-        <w:rPr>
-          <w:lang w:val="en-KE"/>
-        </w:rPr>
         <w:t xml:space="preserve"> operating in a partially observable, stochastic, sequential, dynamic, continuous and multi-agent real-world environment, simplified for route planning into a deterministic, static, discrete and fully observable map.</w:t>
       </w:r>
     </w:p>
@@ -7865,14 +5048,8 @@
           <w:ilvl w:val="0"/>
           <w:numId w:val="3"/>
         </w:numPr>
-        <w:rPr>
-          <w:lang w:val="en-KE"/>
-        </w:rPr>
       </w:pPr>
       <w:r>
-        <w:rPr>
-          <w:lang w:val="en-KE"/>
-        </w:rPr>
         <w:t>Abstraction (regions → towns → ignoring junctions) reduces the search space.</w:t>
       </w:r>
     </w:p>
@@ -7882,65 +5059,43 @@
           <w:ilvl w:val="0"/>
           <w:numId w:val="3"/>
         </w:numPr>
-        <w:rPr>
-          <w:lang w:val="en-KE"/>
-        </w:rPr>
       </w:pPr>
       <w:r>
-        <w:rPr>
-          <w:lang w:val="en-KE"/>
-        </w:rPr>
         <w:t xml:space="preserve">Using </w:t>
       </w:r>
       <w:r>
         <w:rPr>
           <w:b/>
           <w:bCs/>
-          <w:lang w:val="en-KE"/>
         </w:rPr>
         <w:t>Uniform-Cost Search</w:t>
       </w:r>
       <w:r>
-        <w:rPr>
-          <w:lang w:val="en-KE"/>
-        </w:rPr>
         <w:t xml:space="preserve"> with distance as the path cost, the optimal route is </w:t>
       </w:r>
       <w:r>
         <w:rPr>
           <w:b/>
           <w:bCs/>
-          <w:lang w:val="en-KE"/>
         </w:rPr>
         <w:t>Nairobi → Naivasha → Nakuru → Kericho → Kisumu (347 km)</w:t>
       </w:r>
       <w:r>
-        <w:rPr>
-          <w:lang w:val="en-KE"/>
-        </w:rPr>
         <w:t>.</w:t>
       </w:r>
     </w:p>
-    <w:p>
-      <w:pPr>
-        <w:rPr>
-          <w:lang w:val="en-KE"/>
-        </w:rPr>
-      </w:pPr>
-    </w:p>
+    <w:p/>
     <w:p>
       <w:pPr>
         <w:rPr>
           <w:b/>
           <w:bCs/>
-          <w:lang w:val="en-KE"/>
         </w:rPr>
       </w:pPr>
       <w:r>
         <w:rPr>
           <w:b/>
           <w:bCs/>
-          <w:lang w:val="en-KE"/>
         </w:rPr>
         <w:t>References</w:t>
       </w:r>
@@ -7951,28 +5106,18 @@
           <w:ilvl w:val="0"/>
           <w:numId w:val="4"/>
         </w:numPr>
-        <w:rPr>
-          <w:lang w:val="en-KE"/>
-        </w:rPr>
       </w:pPr>
       <w:r>
-        <w:rPr>
-          <w:lang w:val="en-KE"/>
-        </w:rPr>
         <w:t xml:space="preserve">Russell, S. &amp; Norvig, P. </w:t>
       </w:r>
       <w:r>
         <w:rPr>
           <w:i/>
           <w:iCs/>
-          <w:lang w:val="en-KE"/>
         </w:rPr>
         <w:t>Artificial Intelligence: A Modern Approach</w:t>
       </w:r>
       <w:r>
-        <w:rPr>
-          <w:lang w:val="en-KE"/>
-        </w:rPr>
         <w:t xml:space="preserve"> (PEAS, environment types, uniform-cost search).</w:t>
       </w:r>
     </w:p>
@@ -7982,14 +5127,8 @@
           <w:ilvl w:val="0"/>
           <w:numId w:val="4"/>
         </w:numPr>
-        <w:rPr>
-          <w:lang w:val="en-KE"/>
-        </w:rPr>
       </w:pPr>
       <w:r>
-        <w:rPr>
-          <w:lang w:val="en-KE"/>
-        </w:rPr>
         <w:t>Google Maps – road distances between towns.</w:t>
       </w:r>
     </w:p>
@@ -7999,24 +5138,12 @@
           <w:ilvl w:val="0"/>
           <w:numId w:val="4"/>
         </w:numPr>
-        <w:rPr>
-          <w:lang w:val="en-KE"/>
-        </w:rPr>
       </w:pPr>
       <w:r>
-        <w:rPr>
-          <w:lang w:val="en-KE"/>
-        </w:rPr>
         <w:t>ICS 3202 class notes: self-driving trailer agent and Kenya Highway Network map.</w:t>
       </w:r>
     </w:p>
-    <w:p>
-      <w:pPr>
-        <w:rPr>
-          <w:lang w:val="en-KE"/>
-        </w:rPr>
-      </w:pPr>
-    </w:p>
+    <w:p/>
     <w:sectPr>
       <w:pgSz w:w="11906" w:h="16838"/>
       <w:pgMar w:top="1440" w:right="1440" w:bottom="1440" w:left="1440" w:header="708" w:footer="708" w:gutter="0"/>
@@ -9241,6 +6368,7 @@
   <w:style w:type="character" w:default="1" w:styleId="DefaultParagraphFont">
     <w:name w:val="Default Paragraph Font"/>
     <w:uiPriority w:val="1"/>
+    <w:semiHidden/>
     <w:unhideWhenUsed/>
   </w:style>
   <w:style w:type="table" w:default="1" w:styleId="TableNormal">
